--- a/PIPELINE-GUIDE.docx
+++ b/PIPELINE-GUIDE.docx
@@ -60,7 +60,7 @@
           <w:sz w:val="20"/>
           <w:szCs w:val="20"/>
         </w:rPr>
-        <w:t xml:space="preserve">Pilot feature F-001 slot-booking-core  ·  Version 1.0  ·  11 July 2026</w:t>
+        <w:t xml:space="preserve">Pilot feature F-001 slot-booking-core  ·  Version 1.1  ·  11 July 2026</w:t>
       </w:r>
     </w:p>
     <w:p>
@@ -415,7 +415,7 @@
           <w:sz w:val="18"/>
           <w:szCs w:val="18"/>
         </w:rPr>
-        <w:t xml:space="preserve">│   ├── agents/        7 role subagents (BA → QA)</w:t>
+        <w:t xml:space="preserve">│   ├── agents/        8 role subagents (BA → QA + code reviewer)</w:t>
       </w:r>
     </w:p>
     <w:p>
@@ -457,7 +457,7 @@
           <w:sz w:val="18"/>
           <w:szCs w:val="18"/>
         </w:rPr>
-        <w:t xml:space="preserve">│   ├── skills/        6 how-to skills (output formats &amp; patterns)</w:t>
+        <w:t xml:space="preserve">│   ├── skills/        8 how-to skills (formats, patterns, best practices)</w:t>
       </w:r>
     </w:p>
     <w:p>
@@ -2280,7 +2280,7 @@
                 <w:sz w:val="19"/>
                 <w:szCs w:val="19"/>
               </w:rPr>
-              <w:t xml:space="preserve">qa-lead</w:t>
+              <w:t xml:space="preserve">code-reviewer</w:t>
             </w:r>
           </w:p>
         </w:tc>
@@ -2305,7 +2305,7 @@
                 <w:sz w:val="19"/>
                 <w:szCs w:val="19"/>
               </w:rPr>
-              <w:t xml:space="preserve">QA Lead</w:t>
+              <w:t xml:space="preserve">Independent Code Reviewer</w:t>
             </w:r>
           </w:p>
         </w:tc>
@@ -2330,7 +2330,7 @@
                 <w:sz w:val="19"/>
                 <w:szCs w:val="19"/>
               </w:rPr>
-              <w:t xml:space="preserve">READY_FOR_QA / QA_IN_PROGRESS</w:t>
+              <w:t xml:space="preserve">DEV_IN_PROGRESS / DEV_COMPLETE</w:t>
             </w:r>
           </w:p>
         </w:tc>
@@ -2355,7 +2355,7 @@
                 <w:sz w:val="19"/>
                 <w:szCs w:val="19"/>
               </w:rPr>
-              <w:t xml:space="preserve">sonnet</w:t>
+              <w:t xml:space="preserve">opus</w:t>
             </w:r>
           </w:p>
         </w:tc>
@@ -2380,7 +2380,7 @@
                 <w:sz w:val="19"/>
                 <w:szCs w:val="19"/>
               </w:rPr>
-              <w:t xml:space="preserve">Read, Write, Grep, Glob</w:t>
+              <w:t xml:space="preserve">Read, Grep, Glob, Bash (no Write/Edit)</w:t>
             </w:r>
           </w:p>
         </w:tc>
@@ -2406,6 +2406,129 @@
                 <w:sz w:val="19"/>
                 <w:szCs w:val="19"/>
               </w:rPr>
+              <w:t xml:space="preserve">qa-lead</w:t>
+            </w:r>
+          </w:p>
+        </w:tc>
+        <w:tc>
+          <w:tcPr>
+            <w:tcW w:type="dxa" w:w="1900"/>
+            <w:tcMar>
+              <w:top w:type="dxa" w:w="60"/>
+              <w:left w:type="dxa" w:w="100"/>
+              <w:bottom w:type="dxa" w:w="60"/>
+              <w:right w:type="dxa" w:w="100"/>
+            </w:tcMar>
+          </w:tcPr>
+          <w:p>
+            <w:pPr>
+              <w:spacing w:after="0"/>
+            </w:pPr>
+            <w:r>
+              <w:rPr>
+                <w:rFonts w:ascii="Calibri" w:cs="Calibri" w:eastAsia="Calibri" w:hAnsi="Calibri"/>
+                <w:sz w:val="19"/>
+                <w:szCs w:val="19"/>
+              </w:rPr>
+              <w:t xml:space="preserve">QA Lead</w:t>
+            </w:r>
+          </w:p>
+        </w:tc>
+        <w:tc>
+          <w:tcPr>
+            <w:tcW w:type="dxa" w:w="2500"/>
+            <w:tcMar>
+              <w:top w:type="dxa" w:w="60"/>
+              <w:left w:type="dxa" w:w="100"/>
+              <w:bottom w:type="dxa" w:w="60"/>
+              <w:right w:type="dxa" w:w="100"/>
+            </w:tcMar>
+          </w:tcPr>
+          <w:p>
+            <w:pPr>
+              <w:spacing w:after="0"/>
+            </w:pPr>
+            <w:r>
+              <w:rPr>
+                <w:rFonts w:ascii="Calibri" w:cs="Calibri" w:eastAsia="Calibri" w:hAnsi="Calibri"/>
+                <w:sz w:val="19"/>
+                <w:szCs w:val="19"/>
+              </w:rPr>
+              <w:t xml:space="preserve">READY_FOR_QA / QA_IN_PROGRESS</w:t>
+            </w:r>
+          </w:p>
+        </w:tc>
+        <w:tc>
+          <w:tcPr>
+            <w:tcW w:type="dxa" w:w="950"/>
+            <w:tcMar>
+              <w:top w:type="dxa" w:w="60"/>
+              <w:left w:type="dxa" w:w="100"/>
+              <w:bottom w:type="dxa" w:w="60"/>
+              <w:right w:type="dxa" w:w="100"/>
+            </w:tcMar>
+          </w:tcPr>
+          <w:p>
+            <w:pPr>
+              <w:spacing w:after="0"/>
+            </w:pPr>
+            <w:r>
+              <w:rPr>
+                <w:rFonts w:ascii="Calibri" w:cs="Calibri" w:eastAsia="Calibri" w:hAnsi="Calibri"/>
+                <w:sz w:val="19"/>
+                <w:szCs w:val="19"/>
+              </w:rPr>
+              <w:t xml:space="preserve">sonnet</w:t>
+            </w:r>
+          </w:p>
+        </w:tc>
+        <w:tc>
+          <w:tcPr>
+            <w:tcW w:type="dxa" w:w="2500"/>
+            <w:tcMar>
+              <w:top w:type="dxa" w:w="60"/>
+              <w:left w:type="dxa" w:w="100"/>
+              <w:bottom w:type="dxa" w:w="60"/>
+              <w:right w:type="dxa" w:w="100"/>
+            </w:tcMar>
+          </w:tcPr>
+          <w:p>
+            <w:pPr>
+              <w:spacing w:after="0"/>
+            </w:pPr>
+            <w:r>
+              <w:rPr>
+                <w:rFonts w:ascii="Calibri" w:cs="Calibri" w:eastAsia="Calibri" w:hAnsi="Calibri"/>
+                <w:sz w:val="19"/>
+                <w:szCs w:val="19"/>
+              </w:rPr>
+              <w:t xml:space="preserve">Read, Write, Grep, Glob</w:t>
+            </w:r>
+          </w:p>
+        </w:tc>
+      </w:tr>
+      <w:tr>
+        <w:tc>
+          <w:tcPr>
+            <w:tcW w:type="dxa" w:w="1450"/>
+            <w:shd w:fill="F7F9FC" w:val="clear"/>
+            <w:tcMar>
+              <w:top w:type="dxa" w:w="60"/>
+              <w:left w:type="dxa" w:w="100"/>
+              <w:bottom w:type="dxa" w:w="60"/>
+              <w:right w:type="dxa" w:w="100"/>
+            </w:tcMar>
+          </w:tcPr>
+          <w:p>
+            <w:pPr>
+              <w:spacing w:after="0"/>
+            </w:pPr>
+            <w:r>
+              <w:rPr>
+                <w:rFonts w:ascii="Calibri" w:cs="Calibri" w:eastAsia="Calibri" w:hAnsi="Calibri"/>
+                <w:sz w:val="19"/>
+                <w:szCs w:val="19"/>
+              </w:rPr>
               <w:t xml:space="preserve">qa-engineer</w:t>
             </w:r>
           </w:p>
@@ -2413,6 +2536,7 @@
         <w:tc>
           <w:tcPr>
             <w:tcW w:type="dxa" w:w="1900"/>
+            <w:shd w:fill="F7F9FC" w:val="clear"/>
             <w:tcMar>
               <w:top w:type="dxa" w:w="60"/>
               <w:left w:type="dxa" w:w="100"/>
@@ -2437,6 +2561,7 @@
         <w:tc>
           <w:tcPr>
             <w:tcW w:type="dxa" w:w="2500"/>
+            <w:shd w:fill="F7F9FC" w:val="clear"/>
             <w:tcMar>
               <w:top w:type="dxa" w:w="60"/>
               <w:left w:type="dxa" w:w="100"/>
@@ -2461,6 +2586,7 @@
         <w:tc>
           <w:tcPr>
             <w:tcW w:type="dxa" w:w="950"/>
+            <w:shd w:fill="F7F9FC" w:val="clear"/>
             <w:tcMar>
               <w:top w:type="dxa" w:w="60"/>
               <w:left w:type="dxa" w:w="100"/>
@@ -2485,6 +2611,7 @@
         <w:tc>
           <w:tcPr>
             <w:tcW w:type="dxa" w:w="2500"/>
+            <w:shd w:fill="F7F9FC" w:val="clear"/>
             <w:tcMar>
               <w:top w:type="dxa" w:w="60"/>
               <w:left w:type="dxa" w:w="100"/>
@@ -2642,7 +2769,7 @@
         <w:rPr>
           <w:rFonts w:ascii="Calibri" w:cs="Calibri" w:eastAsia="Calibri" w:hAnsi="Calibri"/>
         </w:rPr>
-        <w:t xml:space="preserve">3.6 qa-lead — risk over coverage theatre</w:t>
+        <w:t xml:space="preserve">3.6 code-reviewer — independence by construction</w:t>
       </w:r>
     </w:p>
     <w:p>
@@ -2655,7 +2782,7 @@
           <w:sz w:val="22"/>
           <w:szCs w:val="22"/>
         </w:rPr>
-        <w:t xml:space="preserve">Turns design + tickets + drift-check into a risk-tiered test plan: Tier 1 (slot integrity, cut-off policy, no-Aadhaar, role visibility) runs first and blocks release. Splits scope into run A / run B for the engineers. At close-out, consolidates results into a GO / NO-GO recommendation.</w:t>
+        <w:t xml:space="preserve">Reviews each ticket's implementation before the human verdict. Its toolset deliberately excludes Write/Edit: it can read everything and run tests (sf apex run test), but can never fix code — so it has no stake in waving work through. Checks in priority order: correctness against the ticket's acceptance criteria; the §3.4 integrity path with hostile thinking ("how would I overbook this?", including unlocked paths around the service layer); security (sharing, CRUD/FLS, injection); compliance (no Aadhaar, C1-only fields, facility scoping); standards and the best-practice skills; and test quality, not just coverage numbers. Output: VS-##-code-review.md with findings ranked BLOCKER/MAJOR/MINOR/NIT, each with file:line evidence, ending in APPROVE or REQUEST-CHANGES. Zero findings is a legitimate outcome — it is instructed not to manufacture nits.</w:t>
       </w:r>
     </w:p>
     <w:p>
@@ -2667,7 +2794,7 @@
         <w:rPr>
           <w:rFonts w:ascii="Calibri" w:cs="Calibri" w:eastAsia="Calibri" w:hAnsi="Calibri"/>
         </w:rPr>
-        <w:t xml:space="preserve">3.7 qa-engineer — hands on the browser</w:t>
+        <w:t xml:space="preserve">3.7 qa-lead — risk over coverage theatre</w:t>
       </w:r>
     </w:p>
     <w:p>
@@ -2680,6 +2807,31 @@
           <w:sz w:val="22"/>
           <w:szCs w:val="22"/>
         </w:rPr>
+        <w:t xml:space="preserve">Turns design + tickets + drift-check into a risk-tiered test plan: Tier 1 (slot integrity, cut-off policy, no-Aadhaar, role visibility) runs first and blocks release. Splits scope into run A / run B for the engineers. At close-out, consolidates results into a GO / NO-GO recommendation.</w:t>
+      </w:r>
+    </w:p>
+    <w:p>
+      <w:pPr>
+        <w:pStyle w:val="Heading2"/>
+        <w:spacing w:after="120" w:before="240"/>
+      </w:pPr>
+      <w:r>
+        <w:rPr>
+          <w:rFonts w:ascii="Calibri" w:cs="Calibri" w:eastAsia="Calibri" w:hAnsi="Calibri"/>
+        </w:rPr>
+        <w:t xml:space="preserve">3.8 qa-engineer — hands on the browser</w:t>
+      </w:r>
+    </w:p>
+    <w:p>
+      <w:pPr>
+        <w:spacing w:after="120"/>
+      </w:pPr>
+      <w:r>
+        <w:rPr>
+          <w:rFonts w:ascii="Calibri" w:cs="Calibri" w:eastAsia="Calibri" w:hAnsi="Calibri"/>
+          <w:sz w:val="22"/>
+          <w:szCs w:val="22"/>
+        </w:rPr>
         <w:t xml:space="preserve">Executes assigned TC ranges against the scratch org through Playwright: evidence screenshot per test, a runnable regression spec per stable test, and a BUG-### report per failure with exact repro steps. Never marks PASS without evidence; synthetic data only.</w:t>
       </w:r>
     </w:p>
@@ -2705,7 +2857,7 @@
           <w:sz w:val="22"/>
           <w:szCs w:val="22"/>
         </w:rPr>
-        <w:t xml:space="preserve">Each agent pins a model in its frontmatter, so expensive reasoning is bought only where an error cascades downstream. Rule of thumb: Opus where mistakes multiply (analysis, architecture, concurrency-critical code), Sonnet where a skill or rubric already constrains the work, Haiku reserved for future mechanical helpers — none of the seven roles is safely mechanical.</w:t>
+        <w:t xml:space="preserve">Each agent pins a model in its frontmatter, so expensive reasoning is bought only where an error cascades downstream. Rule of thumb: Opus where mistakes multiply (analysis, architecture, concurrency-critical code, and the review that must catch their errors), Sonnet where a skill or rubric already constrains the work, Haiku reserved for future mechanical helpers — none of the eight roles is safely mechanical.</w:t>
       </w:r>
     </w:p>
     <w:tbl>
@@ -3061,7 +3213,7 @@
                 <w:sz w:val="19"/>
                 <w:szCs w:val="19"/>
               </w:rPr>
-              <w:t xml:space="preserve">pm-planner</w:t>
+              <w:t xml:space="preserve">code-reviewer</w:t>
             </w:r>
           </w:p>
         </w:tc>
@@ -3086,7 +3238,7 @@
                 <w:sz w:val="19"/>
                 <w:szCs w:val="19"/>
               </w:rPr>
-              <w:t xml:space="preserve">sonnet</w:t>
+              <w:t xml:space="preserve">opus</w:t>
             </w:r>
           </w:p>
         </w:tc>
@@ -3111,7 +3263,7 @@
                 <w:sz w:val="19"/>
                 <w:szCs w:val="19"/>
               </w:rPr>
-              <w:t xml:space="preserve">Structured decomposition against an explicit ticket format and routing rubric.</w:t>
+              <w:t xml:space="preserve">The last line of defense before human sign-off; a missed race condition or compliance hole costs far more than the tokens.</w:t>
             </w:r>
           </w:p>
         </w:tc>
@@ -3137,7 +3289,7 @@
                 <w:sz w:val="19"/>
                 <w:szCs w:val="19"/>
               </w:rPr>
-              <w:t xml:space="preserve">dev-mid</w:t>
+              <w:t xml:space="preserve">pm-planner</w:t>
             </w:r>
           </w:p>
         </w:tc>
@@ -3185,7 +3337,7 @@
                 <w:sz w:val="19"/>
                 <w:szCs w:val="19"/>
               </w:rPr>
-              <w:t xml:space="preserve">High token volume (metadata XML, Flows) where format discipline matters more than deep reasoning.</w:t>
+              <w:t xml:space="preserve">Structured decomposition against an explicit ticket format and routing rubric.</w:t>
             </w:r>
           </w:p>
         </w:tc>
@@ -3212,7 +3364,7 @@
                 <w:sz w:val="19"/>
                 <w:szCs w:val="19"/>
               </w:rPr>
-              <w:t xml:space="preserve">qa-lead</w:t>
+              <w:t xml:space="preserve">dev-mid</w:t>
             </w:r>
           </w:p>
         </w:tc>
@@ -3262,7 +3414,7 @@
                 <w:sz w:val="19"/>
                 <w:szCs w:val="19"/>
               </w:rPr>
-              <w:t xml:space="preserve">Plan derives mechanically from design + risk tiers already defined in rules.</w:t>
+              <w:t xml:space="preserve">High token volume (metadata XML, Flows) where format discipline matters more than deep reasoning.</w:t>
             </w:r>
           </w:p>
         </w:tc>
@@ -3288,6 +3440,81 @@
                 <w:sz w:val="19"/>
                 <w:szCs w:val="19"/>
               </w:rPr>
+              <w:t xml:space="preserve">qa-lead</w:t>
+            </w:r>
+          </w:p>
+        </w:tc>
+        <w:tc>
+          <w:tcPr>
+            <w:tcW w:type="dxa" w:w="1000"/>
+            <w:tcMar>
+              <w:top w:type="dxa" w:w="60"/>
+              <w:left w:type="dxa" w:w="100"/>
+              <w:bottom w:type="dxa" w:w="60"/>
+              <w:right w:type="dxa" w:w="100"/>
+            </w:tcMar>
+          </w:tcPr>
+          <w:p>
+            <w:pPr>
+              <w:spacing w:after="0"/>
+            </w:pPr>
+            <w:r>
+              <w:rPr>
+                <w:rFonts w:ascii="Calibri" w:cs="Calibri" w:eastAsia="Calibri" w:hAnsi="Calibri"/>
+                <w:sz w:val="19"/>
+                <w:szCs w:val="19"/>
+              </w:rPr>
+              <w:t xml:space="preserve">sonnet</w:t>
+            </w:r>
+          </w:p>
+        </w:tc>
+        <w:tc>
+          <w:tcPr>
+            <w:tcW w:type="dxa" w:w="6800"/>
+            <w:tcMar>
+              <w:top w:type="dxa" w:w="60"/>
+              <w:left w:type="dxa" w:w="100"/>
+              <w:bottom w:type="dxa" w:w="60"/>
+              <w:right w:type="dxa" w:w="100"/>
+            </w:tcMar>
+          </w:tcPr>
+          <w:p>
+            <w:pPr>
+              <w:spacing w:after="0"/>
+            </w:pPr>
+            <w:r>
+              <w:rPr>
+                <w:rFonts w:ascii="Calibri" w:cs="Calibri" w:eastAsia="Calibri" w:hAnsi="Calibri"/>
+                <w:sz w:val="19"/>
+                <w:szCs w:val="19"/>
+              </w:rPr>
+              <w:t xml:space="preserve">Plan derives mechanically from design + risk tiers already defined in rules.</w:t>
+            </w:r>
+          </w:p>
+        </w:tc>
+      </w:tr>
+      <w:tr>
+        <w:tc>
+          <w:tcPr>
+            <w:tcW w:type="dxa" w:w="1500"/>
+            <w:shd w:fill="F7F9FC" w:val="clear"/>
+            <w:tcMar>
+              <w:top w:type="dxa" w:w="60"/>
+              <w:left w:type="dxa" w:w="100"/>
+              <w:bottom w:type="dxa" w:w="60"/>
+              <w:right w:type="dxa" w:w="100"/>
+            </w:tcMar>
+          </w:tcPr>
+          <w:p>
+            <w:pPr>
+              <w:spacing w:after="0"/>
+            </w:pPr>
+            <w:r>
+              <w:rPr>
+                <w:rFonts w:ascii="Calibri" w:cs="Calibri" w:eastAsia="Calibri" w:hAnsi="Calibri"/>
+                <w:sz w:val="19"/>
+                <w:szCs w:val="19"/>
+              </w:rPr>
               <w:t xml:space="preserve">qa-engineer</w:t>
             </w:r>
           </w:p>
@@ -3295,6 +3522,7 @@
         <w:tc>
           <w:tcPr>
             <w:tcW w:type="dxa" w:w="1000"/>
+            <w:shd w:fill="F7F9FC" w:val="clear"/>
             <w:tcMar>
               <w:top w:type="dxa" w:w="60"/>
               <w:left w:type="dxa" w:w="100"/>
@@ -3319,6 +3547,7 @@
         <w:tc>
           <w:tcPr>
             <w:tcW w:type="dxa" w:w="6800"/>
+            <w:shd w:fill="F7F9FC" w:val="clear"/>
             <w:tcMar>
               <w:top w:type="dxa" w:w="60"/>
               <w:left w:type="dxa" w:w="100"/>
@@ -4102,7 +4331,7 @@
                 <w:sz w:val="19"/>
                 <w:szCs w:val="19"/>
               </w:rPr>
-              <w:t xml:space="preserve">Walks you through the review packet; records your verdict</w:t>
+              <w:t xml:space="preserve">Runs the code-reviewer agent, presents its findings, records your verdict</w:t>
             </w:r>
           </w:p>
         </w:tc>
@@ -4717,7 +4946,7 @@
           <w:sz w:val="22"/>
           <w:szCs w:val="22"/>
         </w:rPr>
-        <w:t xml:space="preserve">This is where the human developer stays in charge: APPROVED or CHANGES-REQUESTED goes into the packet and the ticket log.</w:t>
+        <w:t xml:space="preserve">The code-reviewer agent (Opus, read-only by design) does the deep pass first — AC verification, §3.4 hostile review, security, compliance, test quality — and hands you severity-ranked findings with file:line evidence. You stay in charge: APPROVED or CHANGES-REQUESTED goes into the packet and the ticket log. A §3.4 BLOCKER is echoed to the handoff notes so drift check and QA inherit it.</w:t>
       </w:r>
     </w:p>
     <w:p>
@@ -4903,7 +5132,7 @@
           <w:sz w:val="22"/>
           <w:szCs w:val="22"/>
         </w:rPr>
-        <w:t xml:space="preserve">/dev-implement VS-01 … VS-nn, with /dev-review after each</w:t>
+        <w:t xml:space="preserve">/dev-implement VS-01 … VS-nn, with /dev-review after each (code-reviewer pass + your verdict)</w:t>
       </w:r>
     </w:p>
     <w:p>
@@ -5312,7 +5541,7 @@
           <w:sz w:val="22"/>
           <w:szCs w:val="22"/>
         </w:rPr>
-        <w:t xml:space="preserve">Skills are how-to knowledge — output formats and technical patterns — loaded by the agent that needs them, when it needs them. This keeps agent prompts short and output formats consistent.</w:t>
+        <w:t xml:space="preserve">Skills are how-to knowledge — output formats, technical patterns, and development best practices — loaded by the agent that needs them, when it needs them. This keeps agent prompts short and output formats consistent. Rules stay binding law; skills are craft: on any conflict, rules/20 wins. To add your own standards later, drop a reference file into the matching skill folder and add one pointer line in its SKILL.md.</w:t>
       </w:r>
     </w:p>
     <w:tbl>
@@ -5693,7 +5922,7 @@
                 <w:sz w:val="19"/>
                 <w:szCs w:val="19"/>
               </w:rPr>
-              <w:t xml:space="preserve">dev-senior, dev-mid</w:t>
+              <w:t xml:space="preserve">dev-senior, dev-mid, code-reviewer</w:t>
             </w:r>
           </w:p>
         </w:tc>
@@ -5718,7 +5947,158 @@
                 <w:sz w:val="19"/>
                 <w:szCs w:val="19"/>
               </w:rPr>
-              <w:t xml:space="preserve">The VS_BookingService FOR UPDATE pattern with code and the explanation of why it passes §3.4; trigger→handler→service shape; idempotent async; SMS provider interface; capacity-exhaustion test pattern.</w:t>
+              <w:t xml:space="preserve">The VS_BookingService FOR UPDATE pattern with code and why it passes §3.4; trigger→handler→service shape; idempotent async; SMS provider interface; capacity-exhaustion test pattern. Plus references/apex-best-practices.md: trigger handler pattern with recursion guards, bulkification and governor limits, error handling with message codes, security (USER_MODE, sharing, injection), Queueable/Finalizer patterns, test discipline (runAs per persona, negative paths).</w:t>
+            </w:r>
+          </w:p>
+        </w:tc>
+      </w:tr>
+      <w:tr>
+        <w:tc>
+          <w:tcPr>
+            <w:tcW w:type="dxa" w:w="2100"/>
+            <w:tcMar>
+              <w:top w:type="dxa" w:w="60"/>
+              <w:left w:type="dxa" w:w="100"/>
+              <w:bottom w:type="dxa" w:w="60"/>
+              <w:right w:type="dxa" w:w="100"/>
+            </w:tcMar>
+          </w:tcPr>
+          <w:p>
+            <w:pPr>
+              <w:spacing w:after="0"/>
+            </w:pPr>
+            <w:r>
+              <w:rPr>
+                <w:rFonts w:ascii="Calibri" w:cs="Calibri" w:eastAsia="Calibri" w:hAnsi="Calibri"/>
+                <w:sz w:val="19"/>
+                <w:szCs w:val="19"/>
+              </w:rPr>
+              <w:t xml:space="preserve">lwc-slds2</w:t>
+            </w:r>
+          </w:p>
+        </w:tc>
+        <w:tc>
+          <w:tcPr>
+            <w:tcW w:type="dxa" w:w="1700"/>
+            <w:tcMar>
+              <w:top w:type="dxa" w:w="60"/>
+              <w:left w:type="dxa" w:w="100"/>
+              <w:bottom w:type="dxa" w:w="60"/>
+              <w:right w:type="dxa" w:w="100"/>
+            </w:tcMar>
+          </w:tcPr>
+          <w:p>
+            <w:pPr>
+              <w:spacing w:after="0"/>
+            </w:pPr>
+            <w:r>
+              <w:rPr>
+                <w:rFonts w:ascii="Calibri" w:cs="Calibri" w:eastAsia="Calibri" w:hAnsi="Calibri"/>
+                <w:sz w:val="19"/>
+                <w:szCs w:val="19"/>
+              </w:rPr>
+              <w:t xml:space="preserve">dev-senior, dev-mid, code-reviewer</w:t>
+            </w:r>
+          </w:p>
+        </w:tc>
+        <w:tc>
+          <w:tcPr>
+            <w:tcW w:type="dxa" w:w="5500"/>
+            <w:tcMar>
+              <w:top w:type="dxa" w:w="60"/>
+              <w:left w:type="dxa" w:w="100"/>
+              <w:bottom w:type="dxa" w:w="60"/>
+              <w:right w:type="dxa" w:w="100"/>
+            </w:tcMar>
+          </w:tcPr>
+          <w:p>
+            <w:pPr>
+              <w:spacing w:after="0"/>
+            </w:pPr>
+            <w:r>
+              <w:rPr>
+                <w:rFonts w:ascii="Calibri" w:cs="Calibri" w:eastAsia="Calibri" w:hAnsi="Calibri"/>
+                <w:sz w:val="19"/>
+                <w:szCs w:val="19"/>
+              </w:rPr>
+              <w:t xml:space="preserve">LWC best practices across HTML (semantics, lwc:if, stable keys), JS (@api down / events up, debounce, disable-while-in-flight, no hardcoded copy, data-testid for QA) and CSS. SLDS 2 rules: style with global --slds-g-* styling hooks only; design tokens and --slds-c-* hooks are dead; never override base-component internals; slds-linter before review. WCAG 2.1 AA, one-thumb targets, 3G-friendly loading.</w:t>
+            </w:r>
+          </w:p>
+        </w:tc>
+      </w:tr>
+      <w:tr>
+        <w:tc>
+          <w:tcPr>
+            <w:tcW w:type="dxa" w:w="2100"/>
+            <w:shd w:fill="F7F9FC" w:val="clear"/>
+            <w:tcMar>
+              <w:top w:type="dxa" w:w="60"/>
+              <w:left w:type="dxa" w:w="100"/>
+              <w:bottom w:type="dxa" w:w="60"/>
+              <w:right w:type="dxa" w:w="100"/>
+            </w:tcMar>
+          </w:tcPr>
+          <w:p>
+            <w:pPr>
+              <w:spacing w:after="0"/>
+            </w:pPr>
+            <w:r>
+              <w:rPr>
+                <w:rFonts w:ascii="Calibri" w:cs="Calibri" w:eastAsia="Calibri" w:hAnsi="Calibri"/>
+                <w:sz w:val="19"/>
+                <w:szCs w:val="19"/>
+              </w:rPr>
+              <w:t xml:space="preserve">flow-patterns</w:t>
+            </w:r>
+          </w:p>
+        </w:tc>
+        <w:tc>
+          <w:tcPr>
+            <w:tcW w:type="dxa" w:w="1700"/>
+            <w:shd w:fill="F7F9FC" w:val="clear"/>
+            <w:tcMar>
+              <w:top w:type="dxa" w:w="60"/>
+              <w:left w:type="dxa" w:w="100"/>
+              <w:bottom w:type="dxa" w:w="60"/>
+              <w:right w:type="dxa" w:w="100"/>
+            </w:tcMar>
+          </w:tcPr>
+          <w:p>
+            <w:pPr>
+              <w:spacing w:after="0"/>
+            </w:pPr>
+            <w:r>
+              <w:rPr>
+                <w:rFonts w:ascii="Calibri" w:cs="Calibri" w:eastAsia="Calibri" w:hAnsi="Calibri"/>
+                <w:sz w:val="19"/>
+                <w:szCs w:val="19"/>
+              </w:rPr>
+              <w:t xml:space="preserve">dev-mid, architect, code-reviewer</w:t>
+            </w:r>
+          </w:p>
+        </w:tc>
+        <w:tc>
+          <w:tcPr>
+            <w:tcW w:type="dxa" w:w="5500"/>
+            <w:shd w:fill="F7F9FC" w:val="clear"/>
+            <w:tcMar>
+              <w:top w:type="dxa" w:w="60"/>
+              <w:left w:type="dxa" w:w="100"/>
+              <w:bottom w:type="dxa" w:w="60"/>
+              <w:right w:type="dxa" w:w="100"/>
+            </w:tcMar>
+          </w:tcPr>
+          <w:p>
+            <w:pPr>
+              <w:spacing w:after="0"/>
+            </w:pPr>
+            <w:r>
+              <w:rPr>
+                <w:rFonts w:ascii="Calibri" w:cs="Calibri" w:eastAsia="Calibri" w:hAnsi="Calibri"/>
+                <w:sz w:val="19"/>
+                <w:szCs w:val="19"/>
+              </w:rPr>
+              <w:t xml:space="preserve">When to use which flow type; the Apex-vs-Flow boundary (one owner per business rule — booking stays in Apex because of the lock); bulk-safe structure (no DML in loops); mandatory fault paths into the shared error log; VS_ flow naming; flow tests; deploy-active policy for the POC.</w:t>
             </w:r>
           </w:p>
         </w:tc>
@@ -6453,7 +6833,7 @@
           <w:sz w:val="22"/>
           <w:szCs w:val="22"/>
         </w:rPr>
-        <w:t xml:space="preserve">Optional but recommended for later phases: authenticate the scratch org (sf org login web), and connect the Atlassian and Playwright MCP servers — Discovery needs neither.</w:t>
+        <w:t xml:space="preserve">Optional for later phases: authenticate the scratch org (sf org login web) and connect the Atlassian and Playwright MCP servers — Discovery needs none of them. Jira is currently deferred by decision D-004: jira-log.md is the ticket source of truth until the Atlassian MCP is connected (claude mcp add --transport http atlassian https://mcp.atlassian.com/v1/mcp/authv2, then /mcp to sign in).</w:t>
       </w:r>
     </w:p>
     <w:p>

--- a/PIPELINE-GUIDE.docx
+++ b/PIPELINE-GUIDE.docx
@@ -60,7 +60,7 @@
           <w:sz w:val="20"/>
           <w:szCs w:val="20"/>
         </w:rPr>
-        <w:t xml:space="preserve">Pilot feature F-001 slot-booking-core  ·  Version 1.1  ·  11 July 2026</w:t>
+        <w:t xml:space="preserve">Pilot feature F-001 slot-booking-core  ·  Version 2.0  ·  11 July 2026</w:t>
       </w:r>
     </w:p>
     <w:p>
@@ -415,7 +415,7 @@
           <w:sz w:val="18"/>
           <w:szCs w:val="18"/>
         </w:rPr>
-        <w:t xml:space="preserve">│   ├── agents/        8 role subagents (BA → QA + code reviewer)</w:t>
+        <w:t xml:space="preserve">│   ├── agents/        9 role subagents (BA → QA + code reviewer + devops)</w:t>
       </w:r>
     </w:p>
     <w:p>
@@ -429,7 +429,7 @@
           <w:sz w:val="18"/>
           <w:szCs w:val="18"/>
         </w:rPr>
-        <w:t xml:space="preserve">│   ├── commands/      13 slash commands</w:t>
+        <w:t xml:space="preserve">│   ├── commands/      15 slash commands (with enforced postconditions)</w:t>
       </w:r>
     </w:p>
     <w:p>
@@ -443,7 +443,7 @@
           <w:sz w:val="18"/>
           <w:szCs w:val="18"/>
         </w:rPr>
-        <w:t xml:space="preserve">│   ├── rules/         4 binding rulebooks</w:t>
+        <w:t xml:space="preserve">│   ├── rules/         5 binding rulebooks</w:t>
       </w:r>
     </w:p>
     <w:p>
@@ -499,7 +499,7 @@
           <w:sz w:val="18"/>
           <w:szCs w:val="18"/>
         </w:rPr>
-        <w:t xml:space="preserve">│   └── settings.json  permission guardrails</w:t>
+        <w:t xml:space="preserve">│   ├── hooks/         pretool-guard.js + stop-guard.js (deterministic law)</w:t>
       </w:r>
     </w:p>
     <w:p>
@@ -513,7 +513,7 @@
           <w:sz w:val="18"/>
           <w:szCs w:val="18"/>
         </w:rPr>
-        <w:t xml:space="preserve">├── 00-inputs/         five immutable client documents</w:t>
+        <w:t xml:space="preserve">│   └── settings.json  permission denies + hook wiring</w:t>
       </w:r>
     </w:p>
     <w:p>
@@ -527,7 +527,7 @@
           <w:sz w:val="18"/>
           <w:szCs w:val="18"/>
         </w:rPr>
-        <w:t xml:space="preserve">├── 01-discovery/      BA + Architect outputs (brief, OQs, design, ERD)</w:t>
+        <w:t xml:space="preserve">├── 00-inputs/         five immutable client documents</w:t>
       </w:r>
     </w:p>
     <w:p>
@@ -541,7 +541,7 @@
           <w:sz w:val="18"/>
           <w:szCs w:val="18"/>
         </w:rPr>
-        <w:t xml:space="preserve">├── 02-build/          sprint plan, jira log, review packets</w:t>
+        <w:t xml:space="preserve">├── 01-discovery/      BA + Architect outputs (brief, OQs, design, ERD)</w:t>
       </w:r>
     </w:p>
     <w:p>
@@ -555,7 +555,7 @@
           <w:sz w:val="18"/>
           <w:szCs w:val="18"/>
         </w:rPr>
-        <w:t xml:space="preserve">├── 03-qa/             test plan, regression specs, bugs, evidence</w:t>
+        <w:t xml:space="preserve">├── 02-build/          sprint plan, jira log, review packets,</w:t>
       </w:r>
     </w:p>
     <w:p>
@@ -569,7 +569,7 @@
           <w:sz w:val="18"/>
           <w:szCs w:val="18"/>
         </w:rPr>
-        <w:t xml:space="preserve">├── 04-confirmations/  drift-check sign-offs</w:t>
+        <w:t xml:space="preserve">│                      deployments.md (deploy ledger), runbook.md (pre/post/manual steps)</w:t>
       </w:r>
     </w:p>
     <w:p>
@@ -583,7 +583,7 @@
           <w:sz w:val="18"/>
           <w:szCs w:val="18"/>
         </w:rPr>
-        <w:t xml:space="preserve">├── force-app/         Salesforce source (VS_-prefixed metadata)</w:t>
+        <w:t xml:space="preserve">├── 03-qa/             test plan, regression specs, bugs, evidence</w:t>
       </w:r>
     </w:p>
     <w:p>
@@ -597,7 +597,7 @@
           <w:sz w:val="18"/>
           <w:szCs w:val="18"/>
         </w:rPr>
-        <w:t xml:space="preserve">├── config/            project-scratch-def.json (Vaccine Scheduler POC)</w:t>
+        <w:t xml:space="preserve">├── 04-confirmations/  drift-check sign-offs</w:t>
       </w:r>
     </w:p>
     <w:p>
@@ -611,7 +611,7 @@
           <w:sz w:val="18"/>
           <w:szCs w:val="18"/>
         </w:rPr>
-        <w:t xml:space="preserve">├── scripts/           org-setup.sh, seed-data/, apex/, soql/</w:t>
+        <w:t xml:space="preserve">├── force-app/         Salesforce source (VS_-prefixed metadata)</w:t>
       </w:r>
     </w:p>
     <w:p>
@@ -625,7 +625,7 @@
           <w:sz w:val="18"/>
           <w:szCs w:val="18"/>
         </w:rPr>
-        <w:t xml:space="preserve">├── manifest/          SFDX package manifest</w:t>
+        <w:t xml:space="preserve">├── config/            project-scratch-def.json (Vaccine Scheduler POC)</w:t>
       </w:r>
     </w:p>
     <w:p>
@@ -639,7 +639,49 @@
           <w:sz w:val="18"/>
           <w:szCs w:val="18"/>
         </w:rPr>
-        <w:t xml:space="preserve">└── retro/             poc-learnings.md (filled at /retro)</w:t>
+        <w:t xml:space="preserve">├── scripts/           org-setup.sh, health-check.js, seed-data/, apex/, soql/</w:t>
+      </w:r>
+    </w:p>
+    <w:p>
+      <w:pPr>
+        <w:shd w:fill="F2F2F2" w:val="clear"/>
+        <w:spacing w:after="0"/>
+      </w:pPr>
+      <w:r>
+        <w:rPr>
+          <w:rFonts w:ascii="Consolas" w:cs="Consolas" w:eastAsia="Consolas" w:hAnsi="Consolas"/>
+          <w:sz w:val="18"/>
+          <w:szCs w:val="18"/>
+        </w:rPr>
+        <w:t xml:space="preserve">├── manifest/          package.xml (generated) + deltas/VS-##-package.xml per ticket</w:t>
+      </w:r>
+    </w:p>
+    <w:p>
+      <w:pPr>
+        <w:shd w:fill="F2F2F2" w:val="clear"/>
+        <w:spacing w:after="0"/>
+      </w:pPr>
+      <w:r>
+        <w:rPr>
+          <w:rFonts w:ascii="Consolas" w:cs="Consolas" w:eastAsia="Consolas" w:hAnsi="Consolas"/>
+          <w:sz w:val="18"/>
+          <w:szCs w:val="18"/>
+        </w:rPr>
+        <w:t xml:space="preserve">├── .gitattributes     union-merge for append-only files (parallel lanes)</w:t>
+      </w:r>
+    </w:p>
+    <w:p>
+      <w:pPr>
+        <w:shd w:fill="F2F2F2" w:val="clear"/>
+        <w:spacing w:after="0"/>
+      </w:pPr>
+      <w:r>
+        <w:rPr>
+          <w:rFonts w:ascii="Consolas" w:cs="Consolas" w:eastAsia="Consolas" w:hAnsi="Consolas"/>
+          <w:sz w:val="18"/>
+          <w:szCs w:val="18"/>
+        </w:rPr>
+        <w:t xml:space="preserve">└── retro/             poc-learnings.md (BA grading scorecard recorded)</w:t>
       </w:r>
     </w:p>
     <w:p>
@@ -2406,7 +2448,7 @@
                 <w:sz w:val="19"/>
                 <w:szCs w:val="19"/>
               </w:rPr>
-              <w:t xml:space="preserve">qa-lead</w:t>
+              <w:t xml:space="preserve">devops</w:t>
             </w:r>
           </w:p>
         </w:tc>
@@ -2430,7 +2472,7 @@
                 <w:sz w:val="19"/>
                 <w:szCs w:val="19"/>
               </w:rPr>
-              <w:t xml:space="preserve">QA Lead</w:t>
+              <w:t xml:space="preserve">DevOps Engineer</w:t>
             </w:r>
           </w:p>
         </w:tc>
@@ -2454,7 +2496,7 @@
                 <w:sz w:val="19"/>
                 <w:szCs w:val="19"/>
               </w:rPr>
-              <w:t xml:space="preserve">READY_FOR_QA / QA_IN_PROGRESS</w:t>
+              <w:t xml:space="preserve">DEV_IN_PROGRESS → QA</w:t>
             </w:r>
           </w:p>
         </w:tc>
@@ -2502,7 +2544,7 @@
                 <w:sz w:val="19"/>
                 <w:szCs w:val="19"/>
               </w:rPr>
-              <w:t xml:space="preserve">Read, Write, Grep, Glob</w:t>
+              <w:t xml:space="preserve">Read, Write, Grep, Glob, Bash</w:t>
             </w:r>
           </w:p>
         </w:tc>
@@ -2529,6 +2571,132 @@
                 <w:sz w:val="19"/>
                 <w:szCs w:val="19"/>
               </w:rPr>
+              <w:t xml:space="preserve">qa-lead</w:t>
+            </w:r>
+          </w:p>
+        </w:tc>
+        <w:tc>
+          <w:tcPr>
+            <w:tcW w:type="dxa" w:w="1900"/>
+            <w:shd w:fill="F7F9FC" w:val="clear"/>
+            <w:tcMar>
+              <w:top w:type="dxa" w:w="60"/>
+              <w:left w:type="dxa" w:w="100"/>
+              <w:bottom w:type="dxa" w:w="60"/>
+              <w:right w:type="dxa" w:w="100"/>
+            </w:tcMar>
+          </w:tcPr>
+          <w:p>
+            <w:pPr>
+              <w:spacing w:after="0"/>
+            </w:pPr>
+            <w:r>
+              <w:rPr>
+                <w:rFonts w:ascii="Calibri" w:cs="Calibri" w:eastAsia="Calibri" w:hAnsi="Calibri"/>
+                <w:sz w:val="19"/>
+                <w:szCs w:val="19"/>
+              </w:rPr>
+              <w:t xml:space="preserve">QA Lead</w:t>
+            </w:r>
+          </w:p>
+        </w:tc>
+        <w:tc>
+          <w:tcPr>
+            <w:tcW w:type="dxa" w:w="2500"/>
+            <w:shd w:fill="F7F9FC" w:val="clear"/>
+            <w:tcMar>
+              <w:top w:type="dxa" w:w="60"/>
+              <w:left w:type="dxa" w:w="100"/>
+              <w:bottom w:type="dxa" w:w="60"/>
+              <w:right w:type="dxa" w:w="100"/>
+            </w:tcMar>
+          </w:tcPr>
+          <w:p>
+            <w:pPr>
+              <w:spacing w:after="0"/>
+            </w:pPr>
+            <w:r>
+              <w:rPr>
+                <w:rFonts w:ascii="Calibri" w:cs="Calibri" w:eastAsia="Calibri" w:hAnsi="Calibri"/>
+                <w:sz w:val="19"/>
+                <w:szCs w:val="19"/>
+              </w:rPr>
+              <w:t xml:space="preserve">READY_FOR_QA / QA_IN_PROGRESS</w:t>
+            </w:r>
+          </w:p>
+        </w:tc>
+        <w:tc>
+          <w:tcPr>
+            <w:tcW w:type="dxa" w:w="950"/>
+            <w:shd w:fill="F7F9FC" w:val="clear"/>
+            <w:tcMar>
+              <w:top w:type="dxa" w:w="60"/>
+              <w:left w:type="dxa" w:w="100"/>
+              <w:bottom w:type="dxa" w:w="60"/>
+              <w:right w:type="dxa" w:w="100"/>
+            </w:tcMar>
+          </w:tcPr>
+          <w:p>
+            <w:pPr>
+              <w:spacing w:after="0"/>
+            </w:pPr>
+            <w:r>
+              <w:rPr>
+                <w:rFonts w:ascii="Calibri" w:cs="Calibri" w:eastAsia="Calibri" w:hAnsi="Calibri"/>
+                <w:sz w:val="19"/>
+                <w:szCs w:val="19"/>
+              </w:rPr>
+              <w:t xml:space="preserve">sonnet</w:t>
+            </w:r>
+          </w:p>
+        </w:tc>
+        <w:tc>
+          <w:tcPr>
+            <w:tcW w:type="dxa" w:w="2500"/>
+            <w:shd w:fill="F7F9FC" w:val="clear"/>
+            <w:tcMar>
+              <w:top w:type="dxa" w:w="60"/>
+              <w:left w:type="dxa" w:w="100"/>
+              <w:bottom w:type="dxa" w:w="60"/>
+              <w:right w:type="dxa" w:w="100"/>
+            </w:tcMar>
+          </w:tcPr>
+          <w:p>
+            <w:pPr>
+              <w:spacing w:after="0"/>
+            </w:pPr>
+            <w:r>
+              <w:rPr>
+                <w:rFonts w:ascii="Calibri" w:cs="Calibri" w:eastAsia="Calibri" w:hAnsi="Calibri"/>
+                <w:sz w:val="19"/>
+                <w:szCs w:val="19"/>
+              </w:rPr>
+              <w:t xml:space="preserve">Read, Write, Grep, Glob</w:t>
+            </w:r>
+          </w:p>
+        </w:tc>
+      </w:tr>
+      <w:tr>
+        <w:tc>
+          <w:tcPr>
+            <w:tcW w:type="dxa" w:w="1450"/>
+            <w:tcMar>
+              <w:top w:type="dxa" w:w="60"/>
+              <w:left w:type="dxa" w:w="100"/>
+              <w:bottom w:type="dxa" w:w="60"/>
+              <w:right w:type="dxa" w:w="100"/>
+            </w:tcMar>
+          </w:tcPr>
+          <w:p>
+            <w:pPr>
+              <w:spacing w:after="0"/>
+            </w:pPr>
+            <w:r>
+              <w:rPr>
+                <w:rFonts w:ascii="Calibri" w:cs="Calibri" w:eastAsia="Calibri" w:hAnsi="Calibri"/>
+                <w:sz w:val="19"/>
+                <w:szCs w:val="19"/>
+              </w:rPr>
               <w:t xml:space="preserve">qa-engineer</w:t>
             </w:r>
           </w:p>
@@ -2536,7 +2704,6 @@
         <w:tc>
           <w:tcPr>
             <w:tcW w:type="dxa" w:w="1900"/>
-            <w:shd w:fill="F7F9FC" w:val="clear"/>
             <w:tcMar>
               <w:top w:type="dxa" w:w="60"/>
               <w:left w:type="dxa" w:w="100"/>
@@ -2561,7 +2728,6 @@
         <w:tc>
           <w:tcPr>
             <w:tcW w:type="dxa" w:w="2500"/>
-            <w:shd w:fill="F7F9FC" w:val="clear"/>
             <w:tcMar>
               <w:top w:type="dxa" w:w="60"/>
               <w:left w:type="dxa" w:w="100"/>
@@ -2586,7 +2752,6 @@
         <w:tc>
           <w:tcPr>
             <w:tcW w:type="dxa" w:w="950"/>
-            <w:shd w:fill="F7F9FC" w:val="clear"/>
             <w:tcMar>
               <w:top w:type="dxa" w:w="60"/>
               <w:left w:type="dxa" w:w="100"/>
@@ -2611,7 +2776,6 @@
         <w:tc>
           <w:tcPr>
             <w:tcW w:type="dxa" w:w="2500"/>
-            <w:shd w:fill="F7F9FC" w:val="clear"/>
             <w:tcMar>
               <w:top w:type="dxa" w:w="60"/>
               <w:left w:type="dxa" w:w="100"/>
@@ -2794,7 +2958,7 @@
         <w:rPr>
           <w:rFonts w:ascii="Calibri" w:cs="Calibri" w:eastAsia="Calibri" w:hAnsi="Calibri"/>
         </w:rPr>
-        <w:t xml:space="preserve">3.7 qa-lead — risk over coverage theatre</w:t>
+        <w:t xml:space="preserve">3.7 devops — the deployment bookkeeper</w:t>
       </w:r>
     </w:p>
     <w:p>
@@ -2807,7 +2971,7 @@
           <w:sz w:val="22"/>
           <w:szCs w:val="22"/>
         </w:rPr>
-        <w:t xml:space="preserve">Turns design + tickets + drift-check into a risk-tiered test plan: Tier 1 (slot integrity, cut-off policy, no-Aadhaar, role visibility) runs first and blocks release. Splits scope into run A / run B for the engineers. At close-out, consolidates results into a GO / NO-GO recommendation.</w:t>
+        <w:t xml:space="preserve">Owns everything between "code approved" and "provably in the org." The POC targets a Developer Edition org with no source tracking, so the devops agent's records ARE the deployment state: manifests always generated from source (full manifest/package.xml plus a delta manifest per ticket in manifest/deltas/), every deploy dry-run validated and recorded in the append-only 02-build/deployments.md ledger (deploy ID, tests, result), every failure logged in its Errors &amp; resolutions table with root cause and a recurrence marker. It also owns 02-build/runbook.md — pre-deploy, post-deploy, and manual-only steps per ticket, sourced from the "Manual / setup steps" section every developer packet must now include; a deploy is not DONE until its post-steps are checked off. Deploy execution is human-gated: the agent prepares and validates freely, runs the actual command only after your explicit yes, and can also run an org-vs-source drift check on demand.</w:t>
       </w:r>
     </w:p>
     <w:p>
@@ -2819,7 +2983,7 @@
         <w:rPr>
           <w:rFonts w:ascii="Calibri" w:cs="Calibri" w:eastAsia="Calibri" w:hAnsi="Calibri"/>
         </w:rPr>
-        <w:t xml:space="preserve">3.8 qa-engineer — hands on the browser</w:t>
+        <w:t xml:space="preserve">3.8 qa-lead — risk over coverage theatre</w:t>
       </w:r>
     </w:p>
     <w:p>
@@ -2832,6 +2996,31 @@
           <w:sz w:val="22"/>
           <w:szCs w:val="22"/>
         </w:rPr>
+        <w:t xml:space="preserve">Turns design + tickets + drift-check into a risk-tiered test plan: Tier 1 (slot integrity, cut-off policy, no-Aadhaar, role visibility) runs first and blocks release. Splits scope into run A / run B for the engineers. At close-out, consolidates results into a GO / NO-GO recommendation.</w:t>
+      </w:r>
+    </w:p>
+    <w:p>
+      <w:pPr>
+        <w:pStyle w:val="Heading2"/>
+        <w:spacing w:after="120" w:before="240"/>
+      </w:pPr>
+      <w:r>
+        <w:rPr>
+          <w:rFonts w:ascii="Calibri" w:cs="Calibri" w:eastAsia="Calibri" w:hAnsi="Calibri"/>
+        </w:rPr>
+        <w:t xml:space="preserve">3.9 qa-engineer — hands on the browser</w:t>
+      </w:r>
+    </w:p>
+    <w:p>
+      <w:pPr>
+        <w:spacing w:after="120"/>
+      </w:pPr>
+      <w:r>
+        <w:rPr>
+          <w:rFonts w:ascii="Calibri" w:cs="Calibri" w:eastAsia="Calibri" w:hAnsi="Calibri"/>
+          <w:sz w:val="22"/>
+          <w:szCs w:val="22"/>
+        </w:rPr>
         <w:t xml:space="preserve">Executes assigned TC ranges against the scratch org through Playwright: evidence screenshot per test, a runnable regression spec per stable test, and a BUG-### report per failure with exact repro steps. Never marks PASS without evidence; synthetic data only.</w:t>
       </w:r>
     </w:p>
@@ -2857,7 +3046,7 @@
           <w:sz w:val="22"/>
           <w:szCs w:val="22"/>
         </w:rPr>
-        <w:t xml:space="preserve">Each agent pins a model in its frontmatter, so expensive reasoning is bought only where an error cascades downstream. Rule of thumb: Opus where mistakes multiply (analysis, architecture, concurrency-critical code, and the review that must catch their errors), Sonnet where a skill or rubric already constrains the work, Haiku reserved for future mechanical helpers — none of the eight roles is safely mechanical.</w:t>
+        <w:t xml:space="preserve">Each agent pins a model in its frontmatter, so expensive reasoning is bought only where an error cascades downstream. Rule of thumb: Opus where mistakes multiply (analysis, architecture, concurrency-critical code, and the review that must catch their errors), Sonnet where a skill or rubric already constrains the work, Haiku reserved for future mechanical helpers — none of the nine roles is safely mechanical.</w:t>
       </w:r>
     </w:p>
     <w:tbl>
@@ -3289,7 +3478,7 @@
                 <w:sz w:val="19"/>
                 <w:szCs w:val="19"/>
               </w:rPr>
-              <w:t xml:space="preserve">pm-planner</w:t>
+              <w:t xml:space="preserve">devops</w:t>
             </w:r>
           </w:p>
         </w:tc>
@@ -3337,7 +3526,7 @@
                 <w:sz w:val="19"/>
                 <w:szCs w:val="19"/>
               </w:rPr>
-              <w:t xml:space="preserve">Structured decomposition against an explicit ticket format and routing rubric.</w:t>
+              <w:t xml:space="preserve">Procedural, evidence-based work: generate manifest, validate, record. The rigor lives in the ledger format, not the model.</w:t>
             </w:r>
           </w:p>
         </w:tc>
@@ -3364,7 +3553,7 @@
                 <w:sz w:val="19"/>
                 <w:szCs w:val="19"/>
               </w:rPr>
-              <w:t xml:space="preserve">dev-mid</w:t>
+              <w:t xml:space="preserve">pm-planner</w:t>
             </w:r>
           </w:p>
         </w:tc>
@@ -3414,7 +3603,7 @@
                 <w:sz w:val="19"/>
                 <w:szCs w:val="19"/>
               </w:rPr>
-              <w:t xml:space="preserve">High token volume (metadata XML, Flows) where format discipline matters more than deep reasoning.</w:t>
+              <w:t xml:space="preserve">Structured decomposition against an explicit ticket format and routing rubric.</w:t>
             </w:r>
           </w:p>
         </w:tc>
@@ -3440,7 +3629,7 @@
                 <w:sz w:val="19"/>
                 <w:szCs w:val="19"/>
               </w:rPr>
-              <w:t xml:space="preserve">qa-lead</w:t>
+              <w:t xml:space="preserve">dev-mid</w:t>
             </w:r>
           </w:p>
         </w:tc>
@@ -3488,7 +3677,7 @@
                 <w:sz w:val="19"/>
                 <w:szCs w:val="19"/>
               </w:rPr>
-              <w:t xml:space="preserve">Plan derives mechanically from design + risk tiers already defined in rules.</w:t>
+              <w:t xml:space="preserve">High token volume (metadata XML, Flows) where format discipline matters more than deep reasoning.</w:t>
             </w:r>
           </w:p>
         </w:tc>
@@ -3515,6 +3704,82 @@
                 <w:sz w:val="19"/>
                 <w:szCs w:val="19"/>
               </w:rPr>
+              <w:t xml:space="preserve">qa-lead</w:t>
+            </w:r>
+          </w:p>
+        </w:tc>
+        <w:tc>
+          <w:tcPr>
+            <w:tcW w:type="dxa" w:w="1000"/>
+            <w:shd w:fill="F7F9FC" w:val="clear"/>
+            <w:tcMar>
+              <w:top w:type="dxa" w:w="60"/>
+              <w:left w:type="dxa" w:w="100"/>
+              <w:bottom w:type="dxa" w:w="60"/>
+              <w:right w:type="dxa" w:w="100"/>
+            </w:tcMar>
+          </w:tcPr>
+          <w:p>
+            <w:pPr>
+              <w:spacing w:after="0"/>
+            </w:pPr>
+            <w:r>
+              <w:rPr>
+                <w:rFonts w:ascii="Calibri" w:cs="Calibri" w:eastAsia="Calibri" w:hAnsi="Calibri"/>
+                <w:sz w:val="19"/>
+                <w:szCs w:val="19"/>
+              </w:rPr>
+              <w:t xml:space="preserve">sonnet</w:t>
+            </w:r>
+          </w:p>
+        </w:tc>
+        <w:tc>
+          <w:tcPr>
+            <w:tcW w:type="dxa" w:w="6800"/>
+            <w:shd w:fill="F7F9FC" w:val="clear"/>
+            <w:tcMar>
+              <w:top w:type="dxa" w:w="60"/>
+              <w:left w:type="dxa" w:w="100"/>
+              <w:bottom w:type="dxa" w:w="60"/>
+              <w:right w:type="dxa" w:w="100"/>
+            </w:tcMar>
+          </w:tcPr>
+          <w:p>
+            <w:pPr>
+              <w:spacing w:after="0"/>
+            </w:pPr>
+            <w:r>
+              <w:rPr>
+                <w:rFonts w:ascii="Calibri" w:cs="Calibri" w:eastAsia="Calibri" w:hAnsi="Calibri"/>
+                <w:sz w:val="19"/>
+                <w:szCs w:val="19"/>
+              </w:rPr>
+              <w:t xml:space="preserve">Plan derives mechanically from design + risk tiers already defined in rules.</w:t>
+            </w:r>
+          </w:p>
+        </w:tc>
+      </w:tr>
+      <w:tr>
+        <w:tc>
+          <w:tcPr>
+            <w:tcW w:type="dxa" w:w="1500"/>
+            <w:tcMar>
+              <w:top w:type="dxa" w:w="60"/>
+              <w:left w:type="dxa" w:w="100"/>
+              <w:bottom w:type="dxa" w:w="60"/>
+              <w:right w:type="dxa" w:w="100"/>
+            </w:tcMar>
+          </w:tcPr>
+          <w:p>
+            <w:pPr>
+              <w:spacing w:after="0"/>
+            </w:pPr>
+            <w:r>
+              <w:rPr>
+                <w:rFonts w:ascii="Calibri" w:cs="Calibri" w:eastAsia="Calibri" w:hAnsi="Calibri"/>
+                <w:sz w:val="19"/>
+                <w:szCs w:val="19"/>
+              </w:rPr>
               <w:t xml:space="preserve">qa-engineer</w:t>
             </w:r>
           </w:p>
@@ -3522,7 +3787,6 @@
         <w:tc>
           <w:tcPr>
             <w:tcW w:type="dxa" w:w="1000"/>
-            <w:shd w:fill="F7F9FC" w:val="clear"/>
             <w:tcMar>
               <w:top w:type="dxa" w:w="60"/>
               <w:left w:type="dxa" w:w="100"/>
@@ -3547,7 +3811,6 @@
         <w:tc>
           <w:tcPr>
             <w:tcW w:type="dxa" w:w="6800"/>
-            <w:shd w:fill="F7F9FC" w:val="clear"/>
             <w:tcMar>
               <w:top w:type="dxa" w:w="60"/>
               <w:left w:type="dxa" w:w="100"/>
@@ -4659,6 +4922,232 @@
                 <w:sz w:val="19"/>
                 <w:szCs w:val="19"/>
               </w:rPr>
+              <w:t xml:space="preserve">/deploy VS-##|sprint-1|drift-check</w:t>
+            </w:r>
+          </w:p>
+        </w:tc>
+        <w:tc>
+          <w:tcPr>
+            <w:tcW w:type="dxa" w:w="2500"/>
+            <w:tcMar>
+              <w:top w:type="dxa" w:w="60"/>
+              <w:left w:type="dxa" w:w="100"/>
+              <w:bottom w:type="dxa" w:w="60"/>
+              <w:right w:type="dxa" w:w="100"/>
+            </w:tcMar>
+          </w:tcPr>
+          <w:p>
+            <w:pPr>
+              <w:spacing w:after="0"/>
+            </w:pPr>
+            <w:r>
+              <w:rPr>
+                <w:rFonts w:ascii="Calibri" w:cs="Calibri" w:eastAsia="Calibri" w:hAnsi="Calibri"/>
+                <w:sz w:val="19"/>
+                <w:szCs w:val="19"/>
+              </w:rPr>
+              <w:t xml:space="preserve">DEV_IN_PROGRESS+</w:t>
+            </w:r>
+          </w:p>
+        </w:tc>
+        <w:tc>
+          <w:tcPr>
+            <w:tcW w:type="dxa" w:w="4500"/>
+            <w:tcMar>
+              <w:top w:type="dxa" w:w="60"/>
+              <w:left w:type="dxa" w:w="100"/>
+              <w:bottom w:type="dxa" w:w="60"/>
+              <w:right w:type="dxa" w:w="100"/>
+            </w:tcMar>
+          </w:tcPr>
+          <w:p>
+            <w:pPr>
+              <w:spacing w:after="0"/>
+            </w:pPr>
+            <w:r>
+              <w:rPr>
+                <w:rFonts w:ascii="Calibri" w:cs="Calibri" w:eastAsia="Calibri" w:hAnsi="Calibri"/>
+                <w:sz w:val="19"/>
+                <w:szCs w:val="19"/>
+              </w:rPr>
+              <w:t xml:space="preserve">DevOps: delta manifest, dry-run validate, human-approved execute, record in the ledger</w:t>
+            </w:r>
+          </w:p>
+        </w:tc>
+      </w:tr>
+      <w:tr>
+        <w:tc>
+          <w:tcPr>
+            <w:tcW w:type="dxa" w:w="2300"/>
+            <w:shd w:fill="F7F9FC" w:val="clear"/>
+            <w:tcMar>
+              <w:top w:type="dxa" w:w="60"/>
+              <w:left w:type="dxa" w:w="100"/>
+              <w:bottom w:type="dxa" w:w="60"/>
+              <w:right w:type="dxa" w:w="100"/>
+            </w:tcMar>
+          </w:tcPr>
+          <w:p>
+            <w:pPr>
+              <w:spacing w:after="0"/>
+            </w:pPr>
+            <w:r>
+              <w:rPr>
+                <w:rFonts w:ascii="Calibri" w:cs="Calibri" w:eastAsia="Calibri" w:hAnsi="Calibri"/>
+                <w:sz w:val="19"/>
+                <w:szCs w:val="19"/>
+              </w:rPr>
+              <w:t xml:space="preserve">/health</w:t>
+            </w:r>
+          </w:p>
+        </w:tc>
+        <w:tc>
+          <w:tcPr>
+            <w:tcW w:type="dxa" w:w="2500"/>
+            <w:shd w:fill="F7F9FC" w:val="clear"/>
+            <w:tcMar>
+              <w:top w:type="dxa" w:w="60"/>
+              <w:left w:type="dxa" w:w="100"/>
+              <w:bottom w:type="dxa" w:w="60"/>
+              <w:right w:type="dxa" w:w="100"/>
+            </w:tcMar>
+          </w:tcPr>
+          <w:p>
+            <w:pPr>
+              <w:spacing w:after="0"/>
+            </w:pPr>
+            <w:r>
+              <w:rPr>
+                <w:rFonts w:ascii="Calibri" w:cs="Calibri" w:eastAsia="Calibri" w:hAnsi="Calibri"/>
+                <w:sz w:val="19"/>
+                <w:szCs w:val="19"/>
+              </w:rPr>
+              <w:t xml:space="preserve">any</w:t>
+            </w:r>
+          </w:p>
+        </w:tc>
+        <w:tc>
+          <w:tcPr>
+            <w:tcW w:type="dxa" w:w="4500"/>
+            <w:shd w:fill="F7F9FC" w:val="clear"/>
+            <w:tcMar>
+              <w:top w:type="dxa" w:w="60"/>
+              <w:left w:type="dxa" w:w="100"/>
+              <w:bottom w:type="dxa" w:w="60"/>
+              <w:right w:type="dxa" w:w="100"/>
+            </w:tcMar>
+          </w:tcPr>
+          <w:p>
+            <w:pPr>
+              <w:spacing w:after="0"/>
+            </w:pPr>
+            <w:r>
+              <w:rPr>
+                <w:rFonts w:ascii="Calibri" w:cs="Calibri" w:eastAsia="Calibri" w:hAnsi="Calibri"/>
+                <w:sz w:val="19"/>
+                <w:szCs w:val="19"/>
+              </w:rPr>
+              <w:t xml:space="preserve">Runs scripts/health-check.js — deterministic invariant check, verbatim output</w:t>
+            </w:r>
+          </w:p>
+        </w:tc>
+      </w:tr>
+      <w:tr>
+        <w:tc>
+          <w:tcPr>
+            <w:tcW w:type="dxa" w:w="2300"/>
+            <w:tcMar>
+              <w:top w:type="dxa" w:w="60"/>
+              <w:left w:type="dxa" w:w="100"/>
+              <w:bottom w:type="dxa" w:w="60"/>
+              <w:right w:type="dxa" w:w="100"/>
+            </w:tcMar>
+          </w:tcPr>
+          <w:p>
+            <w:pPr>
+              <w:spacing w:after="0"/>
+            </w:pPr>
+            <w:r>
+              <w:rPr>
+                <w:rFonts w:ascii="Calibri" w:cs="Calibri" w:eastAsia="Calibri" w:hAnsi="Calibri"/>
+                <w:sz w:val="19"/>
+                <w:szCs w:val="19"/>
+              </w:rPr>
+              <w:t xml:space="preserve">/lane setup|A|B|merge|status</w:t>
+            </w:r>
+          </w:p>
+        </w:tc>
+        <w:tc>
+          <w:tcPr>
+            <w:tcW w:type="dxa" w:w="2500"/>
+            <w:tcMar>
+              <w:top w:type="dxa" w:w="60"/>
+              <w:left w:type="dxa" w:w="100"/>
+              <w:bottom w:type="dxa" w:w="60"/>
+              <w:right w:type="dxa" w:w="100"/>
+            </w:tcMar>
+          </w:tcPr>
+          <w:p>
+            <w:pPr>
+              <w:spacing w:after="0"/>
+            </w:pPr>
+            <w:r>
+              <w:rPr>
+                <w:rFonts w:ascii="Calibri" w:cs="Calibri" w:eastAsia="Calibri" w:hAnsi="Calibri"/>
+                <w:sz w:val="19"/>
+                <w:szCs w:val="19"/>
+              </w:rPr>
+              <w:t xml:space="preserve">DEV_IN_PROGRESS</w:t>
+            </w:r>
+          </w:p>
+        </w:tc>
+        <w:tc>
+          <w:tcPr>
+            <w:tcW w:type="dxa" w:w="4500"/>
+            <w:tcMar>
+              <w:top w:type="dxa" w:w="60"/>
+              <w:left w:type="dxa" w:w="100"/>
+              <w:bottom w:type="dxa" w:w="60"/>
+              <w:right w:type="dxa" w:w="100"/>
+            </w:tcMar>
+          </w:tcPr>
+          <w:p>
+            <w:pPr>
+              <w:spacing w:after="0"/>
+            </w:pPr>
+            <w:r>
+              <w:rPr>
+                <w:rFonts w:ascii="Calibri" w:cs="Calibri" w:eastAsia="Calibri" w:hAnsi="Calibri"/>
+                <w:sz w:val="19"/>
+                <w:szCs w:val="19"/>
+              </w:rPr>
+              <w:t xml:space="preserve">Parallel dev lanes via git worktrees (built, currently dormant)</w:t>
+            </w:r>
+          </w:p>
+        </w:tc>
+      </w:tr>
+      <w:tr>
+        <w:tc>
+          <w:tcPr>
+            <w:tcW w:type="dxa" w:w="2300"/>
+            <w:shd w:fill="F7F9FC" w:val="clear"/>
+            <w:tcMar>
+              <w:top w:type="dxa" w:w="60"/>
+              <w:left w:type="dxa" w:w="100"/>
+              <w:bottom w:type="dxa" w:w="60"/>
+              <w:right w:type="dxa" w:w="100"/>
+            </w:tcMar>
+          </w:tcPr>
+          <w:p>
+            <w:pPr>
+              <w:spacing w:after="0"/>
+            </w:pPr>
+            <w:r>
+              <w:rPr>
+                <w:rFonts w:ascii="Calibri" w:cs="Calibri" w:eastAsia="Calibri" w:hAnsi="Calibri"/>
+                <w:sz w:val="19"/>
+                <w:szCs w:val="19"/>
+              </w:rPr>
               <w:t xml:space="preserve">/retro</w:t>
             </w:r>
           </w:p>
@@ -4666,6 +5155,7 @@
         <w:tc>
           <w:tcPr>
             <w:tcW w:type="dxa" w:w="2500"/>
+            <w:shd w:fill="F7F9FC" w:val="clear"/>
             <w:tcMar>
               <w:top w:type="dxa" w:w="60"/>
               <w:left w:type="dxa" w:w="100"/>
@@ -4690,6 +5180,7 @@
         <w:tc>
           <w:tcPr>
             <w:tcW w:type="dxa" w:w="4500"/>
+            <w:shd w:fill="F7F9FC" w:val="clear"/>
             <w:tcMar>
               <w:top w:type="dxa" w:w="60"/>
               <w:left w:type="dxa" w:w="100"/>
@@ -4713,6 +5204,19 @@
         </w:tc>
       </w:tr>
     </w:tbl>
+    <w:p>
+      <w:pPr>
+        <w:spacing w:after="120"/>
+      </w:pPr>
+      <w:r>
+        <w:rPr>
+          <w:rFonts w:ascii="Calibri" w:cs="Calibri" w:eastAsia="Calibri" w:hAnsi="Calibri"/>
+          <w:sz w:val="22"/>
+          <w:szCs w:val="22"/>
+        </w:rPr>
+        <w:t xml:space="preserve">Every work command ends with a mandatory FINAL VERIFICATION block: the expected output files exist, a run line was appended to agent-runs.log, PIPELINE_STATE.md and jira-log.md got their entries, and every D-###/A-### cited in outputs actually exists in memory. A command may not declare success until that checklist passes — added after the first sprint showed agents reliably doing the product work and reliably skipping the bookkeeping.</w:t>
+      </w:r>
+    </w:p>
     <w:p>
       <w:pPr>
         <w:pStyle w:val="Heading2"/>
@@ -5022,7 +5526,7 @@
           <w:sz w:val="22"/>
           <w:szCs w:val="22"/>
         </w:rPr>
-        <w:t xml:space="preserve">/retro — after DONE. </w:t>
+        <w:t xml:space="preserve">/deploy — after each approved review. </w:t>
       </w:r>
       <w:r>
         <w:rPr>
@@ -5030,7 +5534,63 @@
           <w:sz w:val="22"/>
           <w:szCs w:val="22"/>
         </w:rPr>
-        <w:t xml:space="preserve">The only moment the answer key enters the conversation — and even then, you paste the comparison, the agent never reads the key.</w:t>
+        <w:t xml:space="preserve">Prepare + validate is free; the actual deploy waits for your explicit yes, then lands in deployments.md with its runbook steps. Use "/deploy drift-check" any time you suspect someone clicked something directly in Setup.</w:t>
+      </w:r>
+    </w:p>
+    <w:p>
+      <w:pPr>
+        <w:pStyle w:val="ListParagraph"/>
+        <w:numPr>
+          <w:ilvl w:val="0"/>
+          <w:numId w:val="2"/>
+        </w:numPr>
+        <w:spacing w:after="80"/>
+      </w:pPr>
+      <w:r>
+        <w:rPr>
+          <w:rFonts w:ascii="Calibri" w:cs="Calibri" w:eastAsia="Calibri" w:hAnsi="Calibri"/>
+          <w:b/>
+          <w:bCs/>
+          <w:sz w:val="22"/>
+          <w:szCs w:val="22"/>
+        </w:rPr>
+        <w:t xml:space="preserve">/health — any time, free. </w:t>
+      </w:r>
+      <w:r>
+        <w:rPr>
+          <w:rFonts w:ascii="Calibri" w:cs="Calibri" w:eastAsia="Calibri" w:hAnsi="Calibri"/>
+          <w:sz w:val="22"/>
+          <w:szCs w:val="22"/>
+        </w:rPr>
+        <w:t xml:space="preserve">Deterministic PASS/WARN/FAIL against the pipeline invariants. If /status and /health disagree, believe /health.</w:t>
+      </w:r>
+    </w:p>
+    <w:p>
+      <w:pPr>
+        <w:pStyle w:val="ListParagraph"/>
+        <w:numPr>
+          <w:ilvl w:val="0"/>
+          <w:numId w:val="2"/>
+        </w:numPr>
+        <w:spacing w:after="80"/>
+      </w:pPr>
+      <w:r>
+        <w:rPr>
+          <w:rFonts w:ascii="Calibri" w:cs="Calibri" w:eastAsia="Calibri" w:hAnsi="Calibri"/>
+          <w:b/>
+          <w:bCs/>
+          <w:sz w:val="22"/>
+          <w:szCs w:val="22"/>
+        </w:rPr>
+        <w:t xml:space="preserve">/retro — after DONE. </w:t>
+      </w:r>
+      <w:r>
+        <w:rPr>
+          <w:rFonts w:ascii="Calibri" w:cs="Calibri" w:eastAsia="Calibri" w:hAnsi="Calibri"/>
+          <w:sz w:val="22"/>
+          <w:szCs w:val="22"/>
+        </w:rPr>
+        <w:t xml:space="preserve">The only moment the answer key enters the conversation — and even then, you paste the comparison, the agent never reads the key. The Discovery scorecard (11+2 partial+1 missed of 14 planted gaps — pass) is already recorded.</w:t>
       </w:r>
     </w:p>
     <w:p>
@@ -5132,7 +5692,7 @@
           <w:sz w:val="22"/>
           <w:szCs w:val="22"/>
         </w:rPr>
-        <w:t xml:space="preserve">/dev-implement VS-01 … VS-nn, with /dev-review after each (code-reviewer pass + your verdict)</w:t>
+        <w:t xml:space="preserve">/dev-implement VS-01 … VS-nn, with /dev-review after each (code-reviewer pass + your verdict), then /deploy VS-## on approval</w:t>
       </w:r>
     </w:p>
     <w:p>
@@ -5514,6 +6074,56 @@
                 <w:szCs w:val="19"/>
               </w:rPr>
               <w:t xml:space="preserve">Header block on every artifact; the ID schemes (REQ, OQ, D, EP, VS, TC, BUG, A); memory discipline (when to write a decision vs assumption vs glossary entry vs handoff note); the agent-runs.log line format; PIPELINE_STATE.md edit discipline.</w:t>
+            </w:r>
+          </w:p>
+        </w:tc>
+      </w:tr>
+      <w:tr>
+        <w:tc>
+          <w:tcPr>
+            <w:tcW w:type="dxa" w:w="2300"/>
+            <w:tcMar>
+              <w:top w:type="dxa" w:w="60"/>
+              <w:left w:type="dxa" w:w="100"/>
+              <w:bottom w:type="dxa" w:w="60"/>
+              <w:right w:type="dxa" w:w="100"/>
+            </w:tcMar>
+          </w:tcPr>
+          <w:p>
+            <w:pPr>
+              <w:spacing w:after="0"/>
+            </w:pPr>
+            <w:r>
+              <w:rPr>
+                <w:rFonts w:ascii="Calibri" w:cs="Calibri" w:eastAsia="Calibri" w:hAnsi="Calibri"/>
+                <w:sz w:val="19"/>
+                <w:szCs w:val="19"/>
+              </w:rPr>
+              <w:t xml:space="preserve">40-parallel-lanes.md</w:t>
+            </w:r>
+          </w:p>
+        </w:tc>
+        <w:tc>
+          <w:tcPr>
+            <w:tcW w:type="dxa" w:w="7000"/>
+            <w:tcMar>
+              <w:top w:type="dxa" w:w="60"/>
+              <w:left w:type="dxa" w:w="100"/>
+              <w:bottom w:type="dxa" w:w="60"/>
+              <w:right w:type="dxa" w:w="100"/>
+            </w:tcMar>
+          </w:tcPr>
+          <w:p>
+            <w:pPr>
+              <w:spacing w:after="0"/>
+            </w:pPr>
+            <w:r>
+              <w:rPr>
+                <w:rFonts w:ascii="Calibri" w:cs="Calibri" w:eastAsia="Calibri" w:hAnsi="Calibri"/>
+                <w:sz w:val="19"/>
+                <w:szCs w:val="19"/>
+              </w:rPr>
+              <w:t xml:space="preserve">Dormant until /lane setup runs: two build sessions in git worktrees — Lane A (dev-senior tickets, owns the phase YAML, primary) and Lane B (dev-mid tickets, appends only). Static ticket assignment, cross-lane dependencies wait for merge, union-merge .gitattributes keeps append-only files conflict-free, /deploy only from merged main.</w:t>
             </w:r>
           </w:p>
         </w:tc>
@@ -6765,6 +7375,527 @@
     </w:tbl>
     <w:p>
       <w:pPr>
+        <w:pStyle w:val="Heading1"/>
+        <w:spacing w:after="160" w:before="320"/>
+      </w:pPr>
+      <w:r>
+        <w:rPr>
+          <w:rFonts w:ascii="Calibri" w:cs="Calibri" w:eastAsia="Calibri" w:hAnsi="Calibri"/>
+        </w:rPr>
+        <w:t xml:space="preserve">9. Guardrails &amp; Enforcement (the layered stack)</w:t>
+      </w:r>
+    </w:p>
+    <w:p>
+      <w:pPr>
+        <w:spacing w:after="120"/>
+      </w:pPr>
+      <w:r>
+        <w:rPr>
+          <w:rFonts w:ascii="Calibri" w:cs="Calibri" w:eastAsia="Calibri" w:hAnsi="Calibri"/>
+          <w:sz w:val="22"/>
+          <w:szCs w:val="22"/>
+        </w:rPr>
+        <w:t xml:space="preserve">The system's central design lesson so far: prompts are advice, permissions are policy, hooks are law. Five layers, softest to hardest — each catches what the layer above lets through.</w:t>
+      </w:r>
+    </w:p>
+    <w:tbl>
+      <w:tblPr>
+        <w:tblW w:type="dxa" w:w="9300"/>
+        <w:tblBorders>
+          <w:top w:val="single" w:color="auto" w:sz="4"/>
+          <w:left w:val="single" w:color="auto" w:sz="4"/>
+          <w:bottom w:val="single" w:color="auto" w:sz="4"/>
+          <w:right w:val="single" w:color="auto" w:sz="4"/>
+          <w:insideH w:val="single" w:color="auto" w:sz="4"/>
+          <w:insideV w:val="single" w:color="auto" w:sz="4"/>
+        </w:tblBorders>
+      </w:tblPr>
+      <w:tblGrid>
+        <w:gridCol w:w="1650"/>
+        <w:gridCol w:w="3800"/>
+        <w:gridCol w:w="3850"/>
+      </w:tblGrid>
+      <w:tr>
+        <w:trPr>
+          <w:tblHeader/>
+        </w:trPr>
+        <w:tc>
+          <w:tcPr>
+            <w:tcW w:type="dxa" w:w="1650"/>
+            <w:shd w:fill="1F4E79" w:val="clear"/>
+            <w:tcMar>
+              <w:top w:type="dxa" w:w="60"/>
+              <w:left w:type="dxa" w:w="100"/>
+              <w:bottom w:type="dxa" w:w="60"/>
+              <w:right w:type="dxa" w:w="100"/>
+            </w:tcMar>
+          </w:tcPr>
+          <w:p>
+            <w:pPr>
+              <w:spacing w:after="0"/>
+            </w:pPr>
+            <w:r>
+              <w:rPr>
+                <w:rFonts w:ascii="Calibri" w:cs="Calibri" w:eastAsia="Calibri" w:hAnsi="Calibri"/>
+                <w:b/>
+                <w:bCs/>
+                <w:color w:val="FFFFFF"/>
+                <w:sz w:val="19"/>
+                <w:szCs w:val="19"/>
+              </w:rPr>
+              <w:t xml:space="preserve">Layer</w:t>
+            </w:r>
+          </w:p>
+        </w:tc>
+        <w:tc>
+          <w:tcPr>
+            <w:tcW w:type="dxa" w:w="3800"/>
+            <w:shd w:fill="1F4E79" w:val="clear"/>
+            <w:tcMar>
+              <w:top w:type="dxa" w:w="60"/>
+              <w:left w:type="dxa" w:w="100"/>
+              <w:bottom w:type="dxa" w:w="60"/>
+              <w:right w:type="dxa" w:w="100"/>
+            </w:tcMar>
+          </w:tcPr>
+          <w:p>
+            <w:pPr>
+              <w:spacing w:after="0"/>
+            </w:pPr>
+            <w:r>
+              <w:rPr>
+                <w:rFonts w:ascii="Calibri" w:cs="Calibri" w:eastAsia="Calibri" w:hAnsi="Calibri"/>
+                <w:b/>
+                <w:bCs/>
+                <w:color w:val="FFFFFF"/>
+                <w:sz w:val="19"/>
+                <w:szCs w:val="19"/>
+              </w:rPr>
+              <w:t xml:space="preserve">Mechanism</w:t>
+            </w:r>
+          </w:p>
+        </w:tc>
+        <w:tc>
+          <w:tcPr>
+            <w:tcW w:type="dxa" w:w="3850"/>
+            <w:shd w:fill="1F4E79" w:val="clear"/>
+            <w:tcMar>
+              <w:top w:type="dxa" w:w="60"/>
+              <w:left w:type="dxa" w:w="100"/>
+              <w:bottom w:type="dxa" w:w="60"/>
+              <w:right w:type="dxa" w:w="100"/>
+            </w:tcMar>
+          </w:tcPr>
+          <w:p>
+            <w:pPr>
+              <w:spacing w:after="0"/>
+            </w:pPr>
+            <w:r>
+              <w:rPr>
+                <w:rFonts w:ascii="Calibri" w:cs="Calibri" w:eastAsia="Calibri" w:hAnsi="Calibri"/>
+                <w:b/>
+                <w:bCs/>
+                <w:color w:val="FFFFFF"/>
+                <w:sz w:val="19"/>
+                <w:szCs w:val="19"/>
+              </w:rPr>
+              <w:t xml:space="preserve">What it stops</w:t>
+            </w:r>
+          </w:p>
+        </w:tc>
+      </w:tr>
+      <w:tr>
+        <w:tc>
+          <w:tcPr>
+            <w:tcW w:type="dxa" w:w="1650"/>
+            <w:tcMar>
+              <w:top w:type="dxa" w:w="60"/>
+              <w:left w:type="dxa" w:w="100"/>
+              <w:bottom w:type="dxa" w:w="60"/>
+              <w:right w:type="dxa" w:w="100"/>
+            </w:tcMar>
+          </w:tcPr>
+          <w:p>
+            <w:pPr>
+              <w:spacing w:after="0"/>
+            </w:pPr>
+            <w:r>
+              <w:rPr>
+                <w:rFonts w:ascii="Calibri" w:cs="Calibri" w:eastAsia="Calibri" w:hAnsi="Calibri"/>
+                <w:sz w:val="19"/>
+                <w:szCs w:val="19"/>
+              </w:rPr>
+              <w:t xml:space="preserve">1. Prompt rules</w:t>
+            </w:r>
+          </w:p>
+        </w:tc>
+        <w:tc>
+          <w:tcPr>
+            <w:tcW w:type="dxa" w:w="3800"/>
+            <w:tcMar>
+              <w:top w:type="dxa" w:w="60"/>
+              <w:left w:type="dxa" w:w="100"/>
+              <w:bottom w:type="dxa" w:w="60"/>
+              <w:right w:type="dxa" w:w="100"/>
+            </w:tcMar>
+          </w:tcPr>
+          <w:p>
+            <w:pPr>
+              <w:spacing w:after="0"/>
+            </w:pPr>
+            <w:r>
+              <w:rPr>
+                <w:rFonts w:ascii="Calibri" w:cs="Calibri" w:eastAsia="Calibri" w:hAnsi="Calibri"/>
+                <w:sz w:val="19"/>
+                <w:szCs w:val="19"/>
+              </w:rPr>
+              <w:t xml:space="preserve">Hard rules in every agent + the write-access matrix in rules/00</w:t>
+            </w:r>
+          </w:p>
+        </w:tc>
+        <w:tc>
+          <w:tcPr>
+            <w:tcW w:type="dxa" w:w="3850"/>
+            <w:tcMar>
+              <w:top w:type="dxa" w:w="60"/>
+              <w:left w:type="dxa" w:w="100"/>
+              <w:bottom w:type="dxa" w:w="60"/>
+              <w:right w:type="dxa" w:w="100"/>
+            </w:tcMar>
+          </w:tcPr>
+          <w:p>
+            <w:pPr>
+              <w:spacing w:after="0"/>
+            </w:pPr>
+            <w:r>
+              <w:rPr>
+                <w:rFonts w:ascii="Calibri" w:cs="Calibri" w:eastAsia="Calibri" w:hAnsi="Calibri"/>
+                <w:sz w:val="19"/>
+                <w:szCs w:val="19"/>
+              </w:rPr>
+              <w:t xml:space="preserve">Most mistakes, most of the time — but ultimately advisory</w:t>
+            </w:r>
+          </w:p>
+        </w:tc>
+      </w:tr>
+      <w:tr>
+        <w:tc>
+          <w:tcPr>
+            <w:tcW w:type="dxa" w:w="1650"/>
+            <w:shd w:fill="F7F9FC" w:val="clear"/>
+            <w:tcMar>
+              <w:top w:type="dxa" w:w="60"/>
+              <w:left w:type="dxa" w:w="100"/>
+              <w:bottom w:type="dxa" w:w="60"/>
+              <w:right w:type="dxa" w:w="100"/>
+            </w:tcMar>
+          </w:tcPr>
+          <w:p>
+            <w:pPr>
+              <w:spacing w:after="0"/>
+            </w:pPr>
+            <w:r>
+              <w:rPr>
+                <w:rFonts w:ascii="Calibri" w:cs="Calibri" w:eastAsia="Calibri" w:hAnsi="Calibri"/>
+                <w:sz w:val="19"/>
+                <w:szCs w:val="19"/>
+              </w:rPr>
+              <w:t xml:space="preserve">2. Structural limits</w:t>
+            </w:r>
+          </w:p>
+        </w:tc>
+        <w:tc>
+          <w:tcPr>
+            <w:tcW w:type="dxa" w:w="3800"/>
+            <w:shd w:fill="F7F9FC" w:val="clear"/>
+            <w:tcMar>
+              <w:top w:type="dxa" w:w="60"/>
+              <w:left w:type="dxa" w:w="100"/>
+              <w:bottom w:type="dxa" w:w="60"/>
+              <w:right w:type="dxa" w:w="100"/>
+            </w:tcMar>
+          </w:tcPr>
+          <w:p>
+            <w:pPr>
+              <w:spacing w:after="0"/>
+            </w:pPr>
+            <w:r>
+              <w:rPr>
+                <w:rFonts w:ascii="Calibri" w:cs="Calibri" w:eastAsia="Calibri" w:hAnsi="Calibri"/>
+                <w:sz w:val="19"/>
+                <w:szCs w:val="19"/>
+              </w:rPr>
+              <w:t xml:space="preserve">Per-agent tool lists (code-reviewer has no Write/Edit; qa-lead has no Bash), model pinning, the four human gates</w:t>
+            </w:r>
+          </w:p>
+        </w:tc>
+        <w:tc>
+          <w:tcPr>
+            <w:tcW w:type="dxa" w:w="3850"/>
+            <w:shd w:fill="F7F9FC" w:val="clear"/>
+            <w:tcMar>
+              <w:top w:type="dxa" w:w="60"/>
+              <w:left w:type="dxa" w:w="100"/>
+              <w:bottom w:type="dxa" w:w="60"/>
+              <w:right w:type="dxa" w:w="100"/>
+            </w:tcMar>
+          </w:tcPr>
+          <w:p>
+            <w:pPr>
+              <w:spacing w:after="0"/>
+            </w:pPr>
+            <w:r>
+              <w:rPr>
+                <w:rFonts w:ascii="Calibri" w:cs="Calibri" w:eastAsia="Calibri" w:hAnsi="Calibri"/>
+                <w:sz w:val="19"/>
+                <w:szCs w:val="19"/>
+              </w:rPr>
+              <w:t xml:space="preserve">An agent cannot misuse a tool it does not have</w:t>
+            </w:r>
+          </w:p>
+        </w:tc>
+      </w:tr>
+      <w:tr>
+        <w:tc>
+          <w:tcPr>
+            <w:tcW w:type="dxa" w:w="1650"/>
+            <w:tcMar>
+              <w:top w:type="dxa" w:w="60"/>
+              <w:left w:type="dxa" w:w="100"/>
+              <w:bottom w:type="dxa" w:w="60"/>
+              <w:right w:type="dxa" w:w="100"/>
+            </w:tcMar>
+          </w:tcPr>
+          <w:p>
+            <w:pPr>
+              <w:spacing w:after="0"/>
+            </w:pPr>
+            <w:r>
+              <w:rPr>
+                <w:rFonts w:ascii="Calibri" w:cs="Calibri" w:eastAsia="Calibri" w:hAnsi="Calibri"/>
+                <w:sz w:val="19"/>
+                <w:szCs w:val="19"/>
+              </w:rPr>
+              <w:t xml:space="preserve">3. Permission denies</w:t>
+            </w:r>
+          </w:p>
+        </w:tc>
+        <w:tc>
+          <w:tcPr>
+            <w:tcW w:type="dxa" w:w="3800"/>
+            <w:tcMar>
+              <w:top w:type="dxa" w:w="60"/>
+              <w:left w:type="dxa" w:w="100"/>
+              <w:bottom w:type="dxa" w:w="60"/>
+              <w:right w:type="dxa" w:w="100"/>
+            </w:tcMar>
+          </w:tcPr>
+          <w:p>
+            <w:pPr>
+              <w:spacing w:after="0"/>
+            </w:pPr>
+            <w:r>
+              <w:rPr>
+                <w:rFonts w:ascii="Calibri" w:cs="Calibri" w:eastAsia="Calibri" w:hAnsi="Calibri"/>
+                <w:sz w:val="19"/>
+                <w:szCs w:val="19"/>
+              </w:rPr>
+              <w:t xml:space="preserve">settings.json: no Read of the answer key; no Write to 00-inputs/, rules/, hooks/, or settings.json itself</w:t>
+            </w:r>
+          </w:p>
+        </w:tc>
+        <w:tc>
+          <w:tcPr>
+            <w:tcW w:type="dxa" w:w="3850"/>
+            <w:tcMar>
+              <w:top w:type="dxa" w:w="60"/>
+              <w:left w:type="dxa" w:w="100"/>
+              <w:bottom w:type="dxa" w:w="60"/>
+              <w:right w:type="dxa" w:w="100"/>
+            </w:tcMar>
+          </w:tcPr>
+          <w:p>
+            <w:pPr>
+              <w:spacing w:after="0"/>
+            </w:pPr>
+            <w:r>
+              <w:rPr>
+                <w:rFonts w:ascii="Calibri" w:cs="Calibri" w:eastAsia="Calibri" w:hAnsi="Calibri"/>
+                <w:sz w:val="19"/>
+                <w:szCs w:val="19"/>
+              </w:rPr>
+              <w:t xml:space="preserve">File-tool access to protected paths — agents cannot edit the law or the enforcement</w:t>
+            </w:r>
+          </w:p>
+        </w:tc>
+      </w:tr>
+      <w:tr>
+        <w:tc>
+          <w:tcPr>
+            <w:tcW w:type="dxa" w:w="1650"/>
+            <w:shd w:fill="F7F9FC" w:val="clear"/>
+            <w:tcMar>
+              <w:top w:type="dxa" w:w="60"/>
+              <w:left w:type="dxa" w:w="100"/>
+              <w:bottom w:type="dxa" w:w="60"/>
+              <w:right w:type="dxa" w:w="100"/>
+            </w:tcMar>
+          </w:tcPr>
+          <w:p>
+            <w:pPr>
+              <w:spacing w:after="0"/>
+            </w:pPr>
+            <w:r>
+              <w:rPr>
+                <w:rFonts w:ascii="Calibri" w:cs="Calibri" w:eastAsia="Calibri" w:hAnsi="Calibri"/>
+                <w:sz w:val="19"/>
+                <w:szCs w:val="19"/>
+              </w:rPr>
+              <w:t xml:space="preserve">4. PreToolUse hook</w:t>
+            </w:r>
+          </w:p>
+        </w:tc>
+        <w:tc>
+          <w:tcPr>
+            <w:tcW w:type="dxa" w:w="3800"/>
+            <w:shd w:fill="F7F9FC" w:val="clear"/>
+            <w:tcMar>
+              <w:top w:type="dxa" w:w="60"/>
+              <w:left w:type="dxa" w:w="100"/>
+              <w:bottom w:type="dxa" w:w="60"/>
+              <w:right w:type="dxa" w:w="100"/>
+            </w:tcMar>
+          </w:tcPr>
+          <w:p>
+            <w:pPr>
+              <w:spacing w:after="0"/>
+            </w:pPr>
+            <w:r>
+              <w:rPr>
+                <w:rFonts w:ascii="Calibri" w:cs="Calibri" w:eastAsia="Calibri" w:hAnsi="Calibri"/>
+                <w:sz w:val="19"/>
+                <w:szCs w:val="19"/>
+              </w:rPr>
+              <w:t xml:space="preserve">.claude/hooks/pretool-guard.js runs before EVERY Bash/Write/Edit call, deterministically</w:t>
+            </w:r>
+          </w:p>
+        </w:tc>
+        <w:tc>
+          <w:tcPr>
+            <w:tcW w:type="dxa" w:w="3850"/>
+            <w:shd w:fill="F7F9FC" w:val="clear"/>
+            <w:tcMar>
+              <w:top w:type="dxa" w:w="60"/>
+              <w:left w:type="dxa" w:w="100"/>
+              <w:bottom w:type="dxa" w:w="60"/>
+              <w:right w:type="dxa" w:w="100"/>
+            </w:tcMar>
+          </w:tcPr>
+          <w:p>
+            <w:pPr>
+              <w:spacing w:after="0"/>
+            </w:pPr>
+            <w:r>
+              <w:rPr>
+                <w:rFonts w:ascii="Calibri" w:cs="Calibri" w:eastAsia="Calibri" w:hAnsi="Calibri"/>
+                <w:sz w:val="19"/>
+                <w:szCs w:val="19"/>
+              </w:rPr>
+              <w:t xml:space="preserve">Shell bypasses (cat/redirect on protected files), Aadhaar-like 12-digit values in any written content, git push, org deletion, hard resets, deploys to prod-looking targets</w:t>
+            </w:r>
+          </w:p>
+        </w:tc>
+      </w:tr>
+      <w:tr>
+        <w:tc>
+          <w:tcPr>
+            <w:tcW w:type="dxa" w:w="1650"/>
+            <w:tcMar>
+              <w:top w:type="dxa" w:w="60"/>
+              <w:left w:type="dxa" w:w="100"/>
+              <w:bottom w:type="dxa" w:w="60"/>
+              <w:right w:type="dxa" w:w="100"/>
+            </w:tcMar>
+          </w:tcPr>
+          <w:p>
+            <w:pPr>
+              <w:spacing w:after="0"/>
+            </w:pPr>
+            <w:r>
+              <w:rPr>
+                <w:rFonts w:ascii="Calibri" w:cs="Calibri" w:eastAsia="Calibri" w:hAnsi="Calibri"/>
+                <w:sz w:val="19"/>
+                <w:szCs w:val="19"/>
+              </w:rPr>
+              <w:t xml:space="preserve">5. Stop hooks</w:t>
+            </w:r>
+          </w:p>
+        </w:tc>
+        <w:tc>
+          <w:tcPr>
+            <w:tcW w:type="dxa" w:w="3800"/>
+            <w:tcMar>
+              <w:top w:type="dxa" w:w="60"/>
+              <w:left w:type="dxa" w:w="100"/>
+              <w:bottom w:type="dxa" w:w="60"/>
+              <w:right w:type="dxa" w:w="100"/>
+            </w:tcMar>
+          </w:tcPr>
+          <w:p>
+            <w:pPr>
+              <w:spacing w:after="0"/>
+            </w:pPr>
+            <w:r>
+              <w:rPr>
+                <w:rFonts w:ascii="Calibri" w:cs="Calibri" w:eastAsia="Calibri" w:hAnsi="Calibri"/>
+                <w:sz w:val="19"/>
+                <w:szCs w:val="19"/>
+              </w:rPr>
+              <w:t xml:space="preserve">.claude/hooks/stop-guard.js on Stop + SubagentStop</w:t>
+            </w:r>
+          </w:p>
+        </w:tc>
+        <w:tc>
+          <w:tcPr>
+            <w:tcW w:type="dxa" w:w="3850"/>
+            <w:tcMar>
+              <w:top w:type="dxa" w:w="60"/>
+              <w:left w:type="dxa" w:w="100"/>
+              <w:bottom w:type="dxa" w:w="60"/>
+              <w:right w:type="dxa" w:w="100"/>
+            </w:tcMar>
+          </w:tcPr>
+          <w:p>
+            <w:pPr>
+              <w:spacing w:after="0"/>
+            </w:pPr>
+            <w:r>
+              <w:rPr>
+                <w:rFonts w:ascii="Calibri" w:cs="Calibri" w:eastAsia="Calibri" w:hAnsi="Calibri"/>
+                <w:sz w:val="19"/>
+                <w:szCs w:val="19"/>
+              </w:rPr>
+              <w:t xml:space="preserve">Finishing with stale bookkeeping: if work artifacts are newer than the last agent-runs.log entry, the agent is blocked from stopping until logs, jira-log lines, and cited memory IDs exist</w:t>
+            </w:r>
+          </w:p>
+        </w:tc>
+      </w:tr>
+    </w:tbl>
+    <w:p>
+      <w:pPr>
+        <w:spacing w:after="120"/>
+      </w:pPr>
+      <w:r>
+        <w:rPr>
+          <w:rFonts w:ascii="Calibri" w:cs="Calibri" w:eastAsia="Calibri" w:hAnsi="Calibri"/>
+          <w:sz w:val="22"/>
+          <w:szCs w:val="22"/>
+        </w:rPr>
+        <w:t xml:space="preserve">Independent of all five: scripts/health-check.js, run via /health or /status, validates the whole invariant set from outside — phase-artifact consistency, packet-per-ticket, citation integrity (every cited D-###/A-### exists in memory), log freshness, and a no-Aadhaar scan over source and seed data. Deterministic PASS/WARN/FAIL with honest counts. Guardrails fail open on malformed input (a broken guardrail should never brick the session) and only a human editing the files directly can bypass them — which is the point.</w:t>
+      </w:r>
+    </w:p>
+    <w:p>
+      <w:pPr>
         <w:pStyle w:val="Heading2"/>
         <w:spacing w:after="120" w:before="240"/>
       </w:pPr>
@@ -6772,7 +7903,7 @@
         <w:rPr>
           <w:rFonts w:ascii="Calibri" w:cs="Calibri" w:eastAsia="Calibri" w:hAnsi="Calibri"/>
         </w:rPr>
-        <w:t xml:space="preserve">8.1 CLAUDE.md and settings.json</w:t>
+        <w:t xml:space="preserve">9.1 CLAUDE.md and settings.json</w:t>
       </w:r>
     </w:p>
     <w:p>
@@ -6785,7 +7916,7 @@
           <w:sz w:val="22"/>
           <w:szCs w:val="22"/>
         </w:rPr>
-        <w:t xml:space="preserve">CLAUDE.md at the root is auto-loaded by Claude Code at session start — it carries the absolute constraints, the command map, and where everything lives, so even a conversation that never launches a subagent still obeys the pipeline. settings.json enforces the two hardest rules mechanically: permission deny rules block any read of ANSWER-KEY-intentional-gaps.md and any write to 00-inputs/ — a guardrail that holds even if a prompt fails.</w:t>
+        <w:t xml:space="preserve">CLAUDE.md at the root is auto-loaded by Claude Code at session start — it carries the absolute constraints, the command map, and where everything lives, so even a conversation that never launches a subagent still obeys the pipeline. settings.json holds both the permission denies and the hook wiring. Note: hooks load at session start — after editing them, restart the Claude Code session.</w:t>
       </w:r>
     </w:p>
     <w:p>
@@ -6797,7 +7928,20 @@
         <w:rPr>
           <w:rFonts w:ascii="Calibri" w:cs="Calibri" w:eastAsia="Calibri" w:hAnsi="Calibri"/>
         </w:rPr>
-        <w:t xml:space="preserve">9. Before You Run /kickoff</w:t>
+        <w:t xml:space="preserve">10. Operating the Pipeline Day-to-Day</w:t>
+      </w:r>
+    </w:p>
+    <w:p>
+      <w:pPr>
+        <w:spacing w:after="120"/>
+      </w:pPr>
+      <w:r>
+        <w:rPr>
+          <w:rFonts w:ascii="Calibri" w:cs="Calibri" w:eastAsia="Calibri" w:hAnsi="Calibri"/>
+          <w:sz w:val="22"/>
+          <w:szCs w:val="22"/>
+        </w:rPr>
+        <w:t xml:space="preserve">Current position: Discovery, design, and sprint planning are complete and human-approved; the BA scored 11 clean + 2 partial + 1 missed against the 14-gap answer key (pass); 30 work items are imported to Jira (keys recorded in jira-log.md); the build is mid-Sprint-1 under DEV_IN_PROGRESS.</w:t>
       </w:r>
     </w:p>
     <w:p>
@@ -6815,7 +7959,7 @@
           <w:sz w:val="22"/>
           <w:szCs w:val="22"/>
         </w:rPr>
-        <w:t xml:space="preserve">Open the “Agentic Workflows” folder in VS Code and start claude in the integrated terminal.</w:t>
+        <w:t xml:space="preserve">Returning to the project: /status (includes the health check). If /health reports FAIL, fix the invariants before new work.</w:t>
       </w:r>
     </w:p>
     <w:p>
@@ -6833,7 +7977,7 @@
           <w:sz w:val="22"/>
           <w:szCs w:val="22"/>
         </w:rPr>
-        <w:t xml:space="preserve">Optional for later phases: authenticate the scratch org (sf org login web) and connect the Atlassian and Playwright MCP servers — Discovery needs none of them. Jira is currently deferred by decision D-004: jira-log.md is the ticket source of truth until the Atlassian MCP is connected (claude mcp add --transport http atlassian https://mcp.atlassian.com/v1/mcp/authv2, then /mcp to sign in).</w:t>
+        <w:t xml:space="preserve">Build loop: /dev-implement VS-## → /dev-review VS-## (code-reviewer findings + your verdict) → /deploy VS-## on approval → next ticket.</w:t>
       </w:r>
     </w:p>
     <w:p>
@@ -6851,7 +7995,7 @@
           <w:sz w:val="22"/>
           <w:szCs w:val="22"/>
         </w:rPr>
-        <w:t xml:space="preserve">Run /status once to confirm phase NOT_STARTED and next_command /kickoff.</w:t>
+        <w:t xml:space="preserve">Gates ahead: DEV_COMPLETE → /arch-confirm (drift check) → /qa-plan → /qa-run A and B → /qa-report → DONE → /retro. Each gate transition goes through /advance and waits for you.</w:t>
       </w:r>
     </w:p>
     <w:p>
@@ -6869,12 +8013,17 @@
           <w:sz w:val="22"/>
           <w:szCs w:val="22"/>
         </w:rPr>
-        <w:t xml:space="preserve">Run /kickoff. Grade the BA output against the answer key before approving /advance — if it caught fewer than ~10 planted gaps, tighten .claude/agents/ba-analyst.md and re-run /ba-analyze.</w:t>
-      </w:r>
-    </w:p>
-    <w:p>
-      <w:pPr>
-        <w:spacing w:after="120"/>
+        <w:t xml:space="preserve">Jira stays file-first (D-004) until the Atlassian MCP is connected: claude mcp add --transport http atlassian https://mcp.atlassian.com/v1/mcp/authv2, then /mcp to sign in, then ask any session to mirror jira-log.md.</w:t>
+      </w:r>
+    </w:p>
+    <w:p>
+      <w:pPr>
+        <w:pStyle w:val="ListParagraph"/>
+        <w:numPr>
+          <w:ilvl w:val="0"/>
+          <w:numId w:val="3"/>
+        </w:numPr>
+        <w:spacing w:after="80"/>
       </w:pPr>
       <w:r>
         <w:rPr>
@@ -6882,7 +8031,20 @@
           <w:sz w:val="22"/>
           <w:szCs w:val="22"/>
         </w:rPr>
-        <w:t xml:space="preserve">From there, the pipeline itself tells you what to run next — /status is never wrong.</w:t>
+        <w:t xml:space="preserve">Parallel lanes are built but dormant — /lane setup activates them when Sprint 2 warrants two build sessions (requires a clean git state; see rules/40).</w:t>
+      </w:r>
+    </w:p>
+    <w:p>
+      <w:pPr>
+        <w:spacing w:after="120"/>
+      </w:pPr>
+      <w:r>
+        <w:rPr>
+          <w:rFonts w:ascii="Calibri" w:cs="Calibri" w:eastAsia="Calibri" w:hAnsi="Calibri"/>
+          <w:sz w:val="22"/>
+          <w:szCs w:val="22"/>
+        </w:rPr>
+        <w:t xml:space="preserve">From there, the pipeline itself tells you what to run next — and when in doubt, /health is never wrong.</w:t>
       </w:r>
     </w:p>
     <w:sectPr>
